--- a/Отчет по лабораторной работе1 мвр.docx
+++ b/Отчет по лабораторной работе1 мвр.docx
@@ -472,6 +472,7 @@
               </w:rPr>
               <w:t xml:space="preserve"> </w:t>
             </w:r>
+            <w:proofErr w:type="gramStart"/>
             <w:r>
               <w:rPr>
                 <w:rFonts w:ascii="Times New Roman" w:hAnsi="Times New Roman" w:cs="Times New Roman"/>
@@ -504,6 +505,7 @@
               </w:rPr>
               <w:t>.</w:t>
             </w:r>
+            <w:proofErr w:type="gramEnd"/>
             <w:r>
               <w:rPr>
                 <w:rFonts w:ascii="Times New Roman" w:hAnsi="Times New Roman" w:cs="Times New Roman"/>
@@ -1284,7 +1286,7 @@
           <w:szCs w:val="28"/>
         </w:rPr>
         <w:drawing>
-          <wp:anchor distT="0" distB="0" distL="114300" distR="114300" simplePos="0" relativeHeight="251666432" behindDoc="0" locked="0" layoutInCell="1" allowOverlap="1" wp14:anchorId="31683C79" wp14:editId="65E7A9E1">
+          <wp:anchor distT="0" distB="0" distL="114300" distR="114300" simplePos="0" relativeHeight="251666432" behindDoc="0" locked="0" layoutInCell="1" allowOverlap="1" wp14:anchorId="31683C79" wp14:editId="507DC485">
             <wp:simplePos x="0" y="0"/>
             <wp:positionH relativeFrom="page">
               <wp:posOffset>226060</wp:posOffset>
@@ -1355,7 +1357,7 @@
           <w:szCs w:val="28"/>
         </w:rPr>
         <w:drawing>
-          <wp:anchor distT="0" distB="0" distL="114300" distR="114300" simplePos="0" relativeHeight="251662336" behindDoc="0" locked="0" layoutInCell="1" allowOverlap="1" wp14:anchorId="04952A6A" wp14:editId="630C3204">
+          <wp:anchor distT="0" distB="0" distL="114300" distR="114300" simplePos="0" relativeHeight="251662336" behindDoc="0" locked="0" layoutInCell="1" allowOverlap="1" wp14:anchorId="04952A6A" wp14:editId="51EB71E8">
             <wp:simplePos x="0" y="0"/>
             <wp:positionH relativeFrom="page">
               <wp:posOffset>320040</wp:posOffset>
@@ -1427,7 +1429,7 @@
           <w:szCs w:val="28"/>
         </w:rPr>
         <w:drawing>
-          <wp:anchor distT="0" distB="0" distL="114300" distR="114300" simplePos="0" relativeHeight="251660288" behindDoc="0" locked="0" layoutInCell="1" allowOverlap="1" wp14:anchorId="0850762C" wp14:editId="796CEEA5">
+          <wp:anchor distT="0" distB="0" distL="114300" distR="114300" simplePos="0" relativeHeight="251660288" behindDoc="0" locked="0" layoutInCell="1" allowOverlap="1" wp14:anchorId="0850762C" wp14:editId="5FA4D77B">
             <wp:simplePos x="0" y="0"/>
             <wp:positionH relativeFrom="page">
               <wp:align>center</wp:align>
@@ -1521,7 +1523,7 @@
         </w:rPr>
         <w:lastRenderedPageBreak/>
         <w:drawing>
-          <wp:anchor distT="0" distB="0" distL="114300" distR="114300" simplePos="0" relativeHeight="251664384" behindDoc="0" locked="0" layoutInCell="1" allowOverlap="1" wp14:anchorId="1DB536CD" wp14:editId="12CDBA33">
+          <wp:anchor distT="0" distB="0" distL="114300" distR="114300" simplePos="0" relativeHeight="251664384" behindDoc="0" locked="0" layoutInCell="1" allowOverlap="1" wp14:anchorId="1DB536CD" wp14:editId="4CE09AF0">
             <wp:simplePos x="0" y="0"/>
             <wp:positionH relativeFrom="page">
               <wp:posOffset>295910</wp:posOffset>
@@ -1952,7 +1954,45 @@
           <w:sz w:val="28"/>
           <w:szCs w:val="28"/>
         </w:rPr>
-        <w:t xml:space="preserve">t-критерий Стьюдента </w:t>
+        <w:t xml:space="preserve">t-критерий </w:t>
+      </w:r>
+      <w:proofErr w:type="gramStart"/>
+      <w:r>
+        <w:rPr>
+          <w:rFonts w:ascii="Times New Roman" w:hAnsi="Times New Roman" w:cs="Times New Roman"/>
+          <w:bCs/>
+          <w:sz w:val="28"/>
+          <w:szCs w:val="28"/>
+        </w:rPr>
+        <w:t>Стьюдента</w:t>
+      </w:r>
+      <w:r>
+        <w:rPr>
+          <w:rFonts w:ascii="Times New Roman" w:hAnsi="Times New Roman" w:cs="Times New Roman"/>
+          <w:bCs/>
+          <w:sz w:val="28"/>
+          <w:szCs w:val="28"/>
+        </w:rPr>
+        <w:t>(</w:t>
+      </w:r>
+      <w:proofErr w:type="gramEnd"/>
+      <w:r>
+        <w:rPr>
+          <w:rFonts w:ascii="Times New Roman" w:hAnsi="Times New Roman" w:cs="Times New Roman"/>
+          <w:bCs/>
+          <w:sz w:val="28"/>
+          <w:szCs w:val="28"/>
+        </w:rPr>
+        <w:t>сравнение средних двух половин)</w:t>
+      </w:r>
+      <w:r>
+        <w:rPr>
+          <w:rFonts w:ascii="Times New Roman" w:hAnsi="Times New Roman" w:cs="Times New Roman"/>
+          <w:bCs/>
+          <w:sz w:val="28"/>
+          <w:szCs w:val="28"/>
+        </w:rPr>
+        <w:t xml:space="preserve"> </w:t>
       </w:r>
     </w:p>
     <w:p>
@@ -1977,7 +2017,85 @@
           <w:sz w:val="28"/>
           <w:szCs w:val="28"/>
         </w:rPr>
-        <w:t xml:space="preserve">критерии Бартлетта и Левена </w:t>
+        <w:t xml:space="preserve">критерии </w:t>
+      </w:r>
+      <w:proofErr w:type="gramStart"/>
+      <w:r>
+        <w:rPr>
+          <w:rFonts w:ascii="Times New Roman" w:hAnsi="Times New Roman" w:cs="Times New Roman"/>
+          <w:bCs/>
+          <w:sz w:val="28"/>
+          <w:szCs w:val="28"/>
+        </w:rPr>
+        <w:t>Бартлетта</w:t>
+      </w:r>
+      <w:r>
+        <w:rPr>
+          <w:rFonts w:ascii="Times New Roman" w:hAnsi="Times New Roman" w:cs="Times New Roman"/>
+          <w:bCs/>
+          <w:sz w:val="28"/>
+          <w:szCs w:val="28"/>
+        </w:rPr>
+        <w:t>(</w:t>
+      </w:r>
+      <w:proofErr w:type="gramEnd"/>
+      <w:r>
+        <w:rPr>
+          <w:rFonts w:ascii="Times New Roman" w:hAnsi="Times New Roman" w:cs="Times New Roman"/>
+          <w:bCs/>
+          <w:sz w:val="28"/>
+          <w:szCs w:val="28"/>
+        </w:rPr>
+        <w:t>сравнение дисперсий для 2 групп)</w:t>
+      </w:r>
+      <w:r>
+        <w:rPr>
+          <w:rFonts w:ascii="Times New Roman" w:hAnsi="Times New Roman" w:cs="Times New Roman"/>
+          <w:bCs/>
+          <w:sz w:val="28"/>
+          <w:szCs w:val="28"/>
+        </w:rPr>
+        <w:t xml:space="preserve"> и </w:t>
+      </w:r>
+      <w:proofErr w:type="spellStart"/>
+      <w:proofErr w:type="gramStart"/>
+      <w:r>
+        <w:rPr>
+          <w:rFonts w:ascii="Times New Roman" w:hAnsi="Times New Roman" w:cs="Times New Roman"/>
+          <w:bCs/>
+          <w:sz w:val="28"/>
+          <w:szCs w:val="28"/>
+        </w:rPr>
+        <w:t>Левена</w:t>
+      </w:r>
+      <w:proofErr w:type="spellEnd"/>
+      <w:r>
+        <w:rPr>
+          <w:rFonts w:ascii="Times New Roman" w:hAnsi="Times New Roman" w:cs="Times New Roman"/>
+          <w:bCs/>
+          <w:sz w:val="28"/>
+          <w:szCs w:val="28"/>
+        </w:rPr>
+        <w:t>(</w:t>
+      </w:r>
+      <w:proofErr w:type="gramEnd"/>
+      <w:r>
+        <w:rPr>
+          <w:rFonts w:ascii="Times New Roman" w:hAnsi="Times New Roman" w:cs="Times New Roman"/>
+          <w:bCs/>
+          <w:sz w:val="28"/>
+          <w:szCs w:val="28"/>
+        </w:rPr>
+        <w:t>разность среднего или медианы для 2 групп)</w:t>
+      </w:r>
+      <w:r>
+        <w:rPr>
+          <w:rFonts w:ascii="Times New Roman" w:hAnsi="Times New Roman" w:cs="Times New Roman"/>
+          <w:bCs/>
+          <w:sz w:val="28"/>
+          <w:szCs w:val="28"/>
+        </w:rPr>
+        <w:t xml:space="preserve"> </w:t>
       </w:r>
     </w:p>
     <w:p>
@@ -2002,7 +2120,25 @@
           <w:sz w:val="28"/>
           <w:szCs w:val="28"/>
         </w:rPr>
-        <w:t xml:space="preserve">критерий Фостера–Стюарта </w:t>
+        <w:t>критерий Фостера–Стюарта</w:t>
+      </w:r>
+      <w:r>
+        <w:rPr>
+          <w:rFonts w:ascii="Times New Roman" w:hAnsi="Times New Roman" w:cs="Times New Roman"/>
+          <w:bCs/>
+          <w:sz w:val="28"/>
+          <w:szCs w:val="28"/>
+        </w:rPr>
+        <w:t>(рекорды)</w:t>
+      </w:r>
+      <w:r>
+        <w:rPr>
+          <w:rFonts w:ascii="Times New Roman" w:hAnsi="Times New Roman" w:cs="Times New Roman"/>
+          <w:bCs/>
+          <w:sz w:val="28"/>
+          <w:szCs w:val="28"/>
+        </w:rPr>
+        <w:t xml:space="preserve"> </w:t>
       </w:r>
     </w:p>
     <w:p>
@@ -2027,71 +2163,123 @@
           <w:sz w:val="28"/>
           <w:szCs w:val="28"/>
         </w:rPr>
-        <w:t xml:space="preserve">тесты ADF и KPSS </w:t>
-      </w:r>
-    </w:p>
-    <w:p>
-      <w:pPr>
-        <w:spacing w:after="0" w:line="360" w:lineRule="auto"/>
-        <w:ind w:firstLine="708"/>
-        <w:jc w:val="both"/>
-        <w:rPr>
-          <w:rFonts w:ascii="Times New Roman" w:hAnsi="Times New Roman" w:cs="Times New Roman"/>
-          <w:bCs/>
-          <w:sz w:val="28"/>
-          <w:szCs w:val="28"/>
-        </w:rPr>
-      </w:pPr>
-    </w:p>
-    <w:p>
-      <w:pPr>
-        <w:spacing w:after="0" w:line="360" w:lineRule="auto"/>
-        <w:ind w:firstLine="708"/>
-        <w:jc w:val="both"/>
-        <w:rPr>
-          <w:rFonts w:ascii="Times New Roman" w:hAnsi="Times New Roman" w:cs="Times New Roman"/>
-          <w:bCs/>
-          <w:sz w:val="28"/>
-          <w:szCs w:val="28"/>
-        </w:rPr>
-      </w:pPr>
-    </w:p>
-    <w:p>
-      <w:pPr>
-        <w:spacing w:after="0" w:line="360" w:lineRule="auto"/>
-        <w:ind w:firstLine="708"/>
-        <w:jc w:val="both"/>
-        <w:rPr>
-          <w:rFonts w:ascii="Times New Roman" w:hAnsi="Times New Roman" w:cs="Times New Roman"/>
-          <w:b/>
-          <w:bCs/>
-          <w:sz w:val="28"/>
-          <w:szCs w:val="28"/>
-        </w:rPr>
-      </w:pPr>
-      <w:r>
-        <w:rPr>
-          <w:rFonts w:ascii="Times New Roman" w:hAnsi="Times New Roman" w:cs="Times New Roman"/>
-          <w:b/>
-          <w:bCs/>
-          <w:sz w:val="28"/>
-          <w:szCs w:val="28"/>
-        </w:rPr>
-        <w:lastRenderedPageBreak/>
-        <w:t>Результаты (пример для часов):</w:t>
-      </w:r>
-    </w:p>
-    <w:p>
-      <w:pPr>
-        <w:spacing w:after="0" w:line="360" w:lineRule="auto"/>
-        <w:ind w:firstLine="708"/>
-        <w:jc w:val="both"/>
-        <w:rPr>
-          <w:rFonts w:ascii="Times New Roman" w:hAnsi="Times New Roman" w:cs="Times New Roman"/>
-          <w:b/>
-          <w:bCs/>
-          <w:sz w:val="28"/>
-          <w:szCs w:val="28"/>
+        <w:t xml:space="preserve">тесты </w:t>
+      </w:r>
+      <w:proofErr w:type="gramStart"/>
+      <w:r>
+        <w:rPr>
+          <w:rFonts w:ascii="Times New Roman" w:hAnsi="Times New Roman" w:cs="Times New Roman"/>
+          <w:bCs/>
+          <w:sz w:val="28"/>
+          <w:szCs w:val="28"/>
+        </w:rPr>
+        <w:t>ADF</w:t>
+      </w:r>
+      <w:r>
+        <w:rPr>
+          <w:rFonts w:ascii="Times New Roman" w:hAnsi="Times New Roman" w:cs="Times New Roman"/>
+          <w:bCs/>
+          <w:sz w:val="28"/>
+          <w:szCs w:val="28"/>
+        </w:rPr>
+        <w:t>(</w:t>
+      </w:r>
+      <w:proofErr w:type="gramEnd"/>
+      <w:r>
+        <w:rPr>
+          <w:rFonts w:ascii="Times New Roman" w:hAnsi="Times New Roman" w:cs="Times New Roman"/>
+          <w:bCs/>
+          <w:sz w:val="28"/>
+          <w:szCs w:val="28"/>
+        </w:rPr>
+        <w:t>есть ли в ряду единичный корень)</w:t>
+      </w:r>
+      <w:r>
+        <w:rPr>
+          <w:rFonts w:ascii="Times New Roman" w:hAnsi="Times New Roman" w:cs="Times New Roman"/>
+          <w:bCs/>
+          <w:sz w:val="28"/>
+          <w:szCs w:val="28"/>
+        </w:rPr>
+        <w:t xml:space="preserve"> и </w:t>
+      </w:r>
+      <w:proofErr w:type="gramStart"/>
+      <w:r>
+        <w:rPr>
+          <w:rFonts w:ascii="Times New Roman" w:hAnsi="Times New Roman" w:cs="Times New Roman"/>
+          <w:bCs/>
+          <w:sz w:val="28"/>
+          <w:szCs w:val="28"/>
+        </w:rPr>
+        <w:t>KPSS</w:t>
+      </w:r>
+      <w:r>
+        <w:rPr>
+          <w:rFonts w:ascii="Times New Roman" w:hAnsi="Times New Roman" w:cs="Times New Roman"/>
+          <w:bCs/>
+          <w:sz w:val="28"/>
+          <w:szCs w:val="28"/>
+        </w:rPr>
+        <w:t>(</w:t>
+      </w:r>
+      <w:proofErr w:type="gramEnd"/>
+      <w:r>
+        <w:rPr>
+          <w:rFonts w:ascii="Times New Roman" w:hAnsi="Times New Roman" w:cs="Times New Roman"/>
+          <w:bCs/>
+          <w:sz w:val="28"/>
+          <w:szCs w:val="28"/>
+        </w:rPr>
+        <w:t>остатки)</w:t>
+      </w:r>
+      <w:r>
+        <w:rPr>
+          <w:rFonts w:ascii="Times New Roman" w:hAnsi="Times New Roman" w:cs="Times New Roman"/>
+          <w:bCs/>
+          <w:sz w:val="28"/>
+          <w:szCs w:val="28"/>
+        </w:rPr>
+        <w:t xml:space="preserve"> </w:t>
+      </w:r>
+    </w:p>
+    <w:p>
+      <w:pPr>
+        <w:spacing w:after="0" w:line="360" w:lineRule="auto"/>
+        <w:ind w:firstLine="708"/>
+        <w:jc w:val="both"/>
+        <w:rPr>
+          <w:rFonts w:ascii="Times New Roman" w:hAnsi="Times New Roman" w:cs="Times New Roman"/>
+          <w:bCs/>
+          <w:sz w:val="28"/>
+          <w:szCs w:val="28"/>
+        </w:rPr>
+      </w:pPr>
+    </w:p>
+    <w:p>
+      <w:pPr>
+        <w:spacing w:after="0" w:line="360" w:lineRule="auto"/>
+        <w:ind w:firstLine="708"/>
+        <w:jc w:val="both"/>
+        <w:rPr>
+          <w:rFonts w:ascii="Times New Roman" w:hAnsi="Times New Roman" w:cs="Times New Roman"/>
+          <w:bCs/>
+          <w:sz w:val="28"/>
+          <w:szCs w:val="28"/>
+        </w:rPr>
+      </w:pPr>
+    </w:p>
+    <w:p>
+      <w:pPr>
+        <w:spacing w:after="0" w:line="360" w:lineRule="auto"/>
+        <w:ind w:firstLine="708"/>
+        <w:jc w:val="both"/>
+        <w:rPr>
+          <w:rFonts w:ascii="Times New Roman" w:hAnsi="Times New Roman" w:cs="Times New Roman"/>
+          <w:b/>
+          <w:bCs/>
+          <w:sz w:val="28"/>
+          <w:szCs w:val="28"/>
+          <w:lang w:val="en-US"/>
         </w:rPr>
       </w:pPr>
       <w:r>
@@ -2102,12 +2290,21 @@
           <w:noProof/>
           <w:sz w:val="28"/>
           <w:szCs w:val="28"/>
+          <w:lang w:val="en-US"/>
         </w:rPr>
         <w:drawing>
-          <wp:inline distT="0" distB="0" distL="0" distR="0" wp14:anchorId="750F2B33" wp14:editId="52F03D7D">
-            <wp:extent cx="2446020" cy="2705100"/>
-            <wp:effectExtent l="0" t="0" r="0" b="0"/>
-            <wp:docPr id="603032310" name="Рисунок 16"/>
+          <wp:anchor distT="0" distB="0" distL="114300" distR="114300" simplePos="0" relativeHeight="251673600" behindDoc="0" locked="0" layoutInCell="1" allowOverlap="1" wp14:anchorId="315F3A08" wp14:editId="5C60AC16">
+            <wp:simplePos x="0" y="0"/>
+            <wp:positionH relativeFrom="column">
+              <wp:posOffset>-447675</wp:posOffset>
+            </wp:positionH>
+            <wp:positionV relativeFrom="paragraph">
+              <wp:posOffset>311150</wp:posOffset>
+            </wp:positionV>
+            <wp:extent cx="6278880" cy="6334760"/>
+            <wp:effectExtent l="0" t="0" r="7620" b="8890"/>
+            <wp:wrapTopAndBottom/>
+            <wp:docPr id="524081166" name="Рисунок 1"/>
             <wp:cNvGraphicFramePr>
               <a:graphicFrameLocks xmlns:a="http://schemas.openxmlformats.org/drawingml/2006/main" noChangeAspect="1"/>
             </wp:cNvGraphicFramePr>
@@ -2115,7 +2312,7 @@
               <a:graphicData uri="http://schemas.openxmlformats.org/drawingml/2006/picture">
                 <pic:pic xmlns:pic="http://schemas.openxmlformats.org/drawingml/2006/picture">
                   <pic:nvPicPr>
-                    <pic:cNvPr id="0" name="Picture 547"/>
+                    <pic:cNvPr id="0" name="Picture 1"/>
                     <pic:cNvPicPr>
                       <a:picLocks noChangeAspect="1" noChangeArrowheads="1"/>
                     </pic:cNvPicPr>
@@ -2136,7 +2333,7 @@
                   <pic:spPr bwMode="auto">
                     <a:xfrm>
                       <a:off x="0" y="0"/>
-                      <a:ext cx="2446020" cy="2705100"/>
+                      <a:ext cx="6278880" cy="6334760"/>
                     </a:xfrm>
                     <a:prstGeom prst="rect">
                       <a:avLst/>
@@ -2149,512 +2346,120 @@
                 </pic:pic>
               </a:graphicData>
             </a:graphic>
-          </wp:inline>
+            <wp14:sizeRelH relativeFrom="margin">
+              <wp14:pctWidth>0</wp14:pctWidth>
+            </wp14:sizeRelH>
+            <wp14:sizeRelV relativeFrom="margin">
+              <wp14:pctHeight>0</wp14:pctHeight>
+            </wp14:sizeRelV>
+          </wp:anchor>
         </w:drawing>
       </w:r>
-    </w:p>
-    <w:p>
-      <w:pPr>
-        <w:numPr>
-          <w:ilvl w:val="0"/>
-          <w:numId w:val="9"/>
-        </w:numPr>
-        <w:spacing w:after="0" w:line="360" w:lineRule="auto"/>
-        <w:jc w:val="both"/>
-        <w:rPr>
-          <w:rFonts w:ascii="Times New Roman" w:hAnsi="Times New Roman" w:cs="Times New Roman"/>
-          <w:bCs/>
-          <w:sz w:val="28"/>
-          <w:szCs w:val="28"/>
-        </w:rPr>
-      </w:pPr>
-      <w:r>
-        <w:rPr>
-          <w:rFonts w:ascii="Times New Roman" w:hAnsi="Times New Roman" w:cs="Times New Roman"/>
-          <w:bCs/>
-          <w:sz w:val="28"/>
-          <w:szCs w:val="28"/>
-        </w:rPr>
-        <w:t xml:space="preserve">runs_p ≈ 0 → ряд неслучайный </w:t>
-      </w:r>
-    </w:p>
-    <w:p>
-      <w:pPr>
-        <w:numPr>
-          <w:ilvl w:val="0"/>
-          <w:numId w:val="9"/>
-        </w:numPr>
-        <w:spacing w:after="0" w:line="360" w:lineRule="auto"/>
-        <w:jc w:val="both"/>
-        <w:rPr>
-          <w:rFonts w:ascii="Times New Roman" w:hAnsi="Times New Roman" w:cs="Times New Roman"/>
-          <w:bCs/>
-          <w:sz w:val="28"/>
-          <w:szCs w:val="28"/>
-        </w:rPr>
-      </w:pPr>
-      <w:r>
-        <w:rPr>
-          <w:rFonts w:ascii="Times New Roman" w:hAnsi="Times New Roman" w:cs="Times New Roman"/>
-          <w:bCs/>
-          <w:sz w:val="28"/>
-          <w:szCs w:val="28"/>
-        </w:rPr>
-        <w:t xml:space="preserve">t_p ≈ 0 → средние различаются </w:t>
-      </w:r>
-    </w:p>
-    <w:p>
-      <w:pPr>
-        <w:numPr>
-          <w:ilvl w:val="0"/>
-          <w:numId w:val="9"/>
-        </w:numPr>
-        <w:spacing w:after="0" w:line="360" w:lineRule="auto"/>
-        <w:jc w:val="both"/>
-        <w:rPr>
-          <w:rFonts w:ascii="Times New Roman" w:hAnsi="Times New Roman" w:cs="Times New Roman"/>
-          <w:bCs/>
-          <w:sz w:val="28"/>
-          <w:szCs w:val="28"/>
-        </w:rPr>
-      </w:pPr>
-      <w:r>
-        <w:rPr>
-          <w:rFonts w:ascii="Times New Roman" w:hAnsi="Times New Roman" w:cs="Times New Roman"/>
-          <w:bCs/>
-          <w:sz w:val="28"/>
-          <w:szCs w:val="28"/>
-        </w:rPr>
-        <w:t xml:space="preserve">levene_p &lt; 0.05 → дисперсия непостоянна </w:t>
-      </w:r>
-    </w:p>
-    <w:p>
-      <w:pPr>
-        <w:numPr>
-          <w:ilvl w:val="0"/>
-          <w:numId w:val="9"/>
-        </w:numPr>
-        <w:spacing w:after="0" w:line="360" w:lineRule="auto"/>
-        <w:jc w:val="both"/>
-        <w:rPr>
-          <w:rFonts w:ascii="Times New Roman" w:hAnsi="Times New Roman" w:cs="Times New Roman"/>
-          <w:bCs/>
-          <w:sz w:val="28"/>
-          <w:szCs w:val="28"/>
-        </w:rPr>
-      </w:pPr>
-      <w:r>
-        <w:rPr>
-          <w:rFonts w:ascii="Times New Roman" w:hAnsi="Times New Roman" w:cs="Times New Roman"/>
-          <w:bCs/>
-          <w:sz w:val="28"/>
-          <w:szCs w:val="28"/>
-        </w:rPr>
-        <w:t xml:space="preserve">adf_p ≈ 0 → стационарность отвергается </w:t>
-      </w:r>
-    </w:p>
-    <w:p>
-      <w:pPr>
-        <w:numPr>
-          <w:ilvl w:val="0"/>
-          <w:numId w:val="9"/>
-        </w:numPr>
-        <w:spacing w:after="0" w:line="360" w:lineRule="auto"/>
-        <w:jc w:val="both"/>
-        <w:rPr>
-          <w:rFonts w:ascii="Times New Roman" w:hAnsi="Times New Roman" w:cs="Times New Roman"/>
-          <w:bCs/>
-          <w:sz w:val="28"/>
-          <w:szCs w:val="28"/>
-        </w:rPr>
-      </w:pPr>
-      <w:r>
-        <w:rPr>
-          <w:rFonts w:ascii="Times New Roman" w:hAnsi="Times New Roman" w:cs="Times New Roman"/>
-          <w:bCs/>
-          <w:sz w:val="28"/>
-          <w:szCs w:val="28"/>
-        </w:rPr>
-        <w:t xml:space="preserve">kpss_p ≈ 0.01 → подтверждает нестационарность </w:t>
-      </w:r>
-    </w:p>
-    <w:p>
-      <w:pPr>
-        <w:spacing w:after="0" w:line="360" w:lineRule="auto"/>
-        <w:ind w:firstLine="708"/>
-        <w:jc w:val="both"/>
-        <w:rPr>
-          <w:rFonts w:ascii="Times New Roman" w:hAnsi="Times New Roman" w:cs="Times New Roman"/>
-          <w:bCs/>
-          <w:sz w:val="28"/>
-          <w:szCs w:val="28"/>
-        </w:rPr>
-      </w:pPr>
-    </w:p>
-    <w:p>
-      <w:pPr>
-        <w:spacing w:after="0" w:line="360" w:lineRule="auto"/>
-        <w:ind w:firstLine="708"/>
-        <w:jc w:val="both"/>
-        <w:rPr>
-          <w:rFonts w:ascii="Times New Roman" w:hAnsi="Times New Roman" w:cs="Times New Roman"/>
-          <w:b/>
-          <w:bCs/>
-          <w:sz w:val="28"/>
-          <w:szCs w:val="28"/>
-        </w:rPr>
-      </w:pPr>
-      <w:r>
-        <w:rPr>
-          <w:rFonts w:ascii="Times New Roman" w:hAnsi="Times New Roman" w:cs="Times New Roman"/>
-          <w:b/>
-          <w:bCs/>
-          <w:sz w:val="28"/>
-          <w:szCs w:val="28"/>
-        </w:rPr>
-        <w:t>Обобщение по всем частотам:</w:t>
-      </w:r>
-    </w:p>
-    <w:p>
-      <w:pPr>
-        <w:numPr>
-          <w:ilvl w:val="0"/>
-          <w:numId w:val="10"/>
-        </w:numPr>
-        <w:spacing w:after="0" w:line="360" w:lineRule="auto"/>
-        <w:jc w:val="both"/>
-        <w:rPr>
-          <w:rFonts w:ascii="Times New Roman" w:hAnsi="Times New Roman" w:cs="Times New Roman"/>
-          <w:bCs/>
-          <w:sz w:val="28"/>
-          <w:szCs w:val="28"/>
-        </w:rPr>
-      </w:pPr>
-      <w:r>
-        <w:rPr>
-          <w:rFonts w:ascii="Times New Roman" w:hAnsi="Times New Roman" w:cs="Times New Roman"/>
-          <w:bCs/>
-          <w:sz w:val="28"/>
-          <w:szCs w:val="28"/>
-        </w:rPr>
-        <w:t xml:space="preserve">на всех уровнях ряд </w:t>
-      </w:r>
-      <w:r>
-        <w:rPr>
-          <w:rFonts w:ascii="Times New Roman" w:hAnsi="Times New Roman" w:cs="Times New Roman"/>
-          <w:b/>
-          <w:bCs/>
-          <w:sz w:val="28"/>
-          <w:szCs w:val="28"/>
-        </w:rPr>
-        <w:t>не является случайным</w:t>
-      </w:r>
-      <w:r>
-        <w:rPr>
-          <w:rFonts w:ascii="Times New Roman" w:hAnsi="Times New Roman" w:cs="Times New Roman"/>
-          <w:bCs/>
-          <w:sz w:val="28"/>
-          <w:szCs w:val="28"/>
-        </w:rPr>
-        <w:t xml:space="preserve">; </w:t>
-      </w:r>
-    </w:p>
-    <w:p>
-      <w:pPr>
-        <w:numPr>
-          <w:ilvl w:val="0"/>
-          <w:numId w:val="10"/>
-        </w:numPr>
-        <w:spacing w:after="0" w:line="360" w:lineRule="auto"/>
-        <w:jc w:val="both"/>
-        <w:rPr>
-          <w:rFonts w:ascii="Times New Roman" w:hAnsi="Times New Roman" w:cs="Times New Roman"/>
-          <w:bCs/>
-          <w:sz w:val="28"/>
-          <w:szCs w:val="28"/>
-        </w:rPr>
-      </w:pPr>
-      <w:r>
-        <w:rPr>
-          <w:rFonts w:ascii="Times New Roman" w:hAnsi="Times New Roman" w:cs="Times New Roman"/>
-          <w:bCs/>
-          <w:sz w:val="28"/>
-          <w:szCs w:val="28"/>
-        </w:rPr>
-        <w:t xml:space="preserve">наблюдается </w:t>
-      </w:r>
-      <w:r>
-        <w:rPr>
-          <w:rFonts w:ascii="Times New Roman" w:hAnsi="Times New Roman" w:cs="Times New Roman"/>
-          <w:b/>
-          <w:bCs/>
-          <w:sz w:val="28"/>
-          <w:szCs w:val="28"/>
-        </w:rPr>
-        <w:t>изменение среднего значения</w:t>
-      </w:r>
-      <w:r>
-        <w:rPr>
-          <w:rFonts w:ascii="Times New Roman" w:hAnsi="Times New Roman" w:cs="Times New Roman"/>
-          <w:bCs/>
-          <w:sz w:val="28"/>
-          <w:szCs w:val="28"/>
-        </w:rPr>
-        <w:t xml:space="preserve">; </w:t>
-      </w:r>
-    </w:p>
-    <w:p>
-      <w:pPr>
-        <w:numPr>
-          <w:ilvl w:val="0"/>
-          <w:numId w:val="10"/>
-        </w:numPr>
-        <w:spacing w:after="0" w:line="360" w:lineRule="auto"/>
-        <w:jc w:val="both"/>
-        <w:rPr>
-          <w:rFonts w:ascii="Times New Roman" w:hAnsi="Times New Roman" w:cs="Times New Roman"/>
-          <w:bCs/>
-          <w:sz w:val="28"/>
-          <w:szCs w:val="28"/>
-        </w:rPr>
-      </w:pPr>
-      <w:r>
-        <w:rPr>
-          <w:rFonts w:ascii="Times New Roman" w:hAnsi="Times New Roman" w:cs="Times New Roman"/>
-          <w:bCs/>
-          <w:sz w:val="28"/>
-          <w:szCs w:val="28"/>
-        </w:rPr>
-        <w:t xml:space="preserve">присутствует </w:t>
-      </w:r>
-      <w:r>
-        <w:rPr>
-          <w:rFonts w:ascii="Times New Roman" w:hAnsi="Times New Roman" w:cs="Times New Roman"/>
-          <w:b/>
-          <w:bCs/>
-          <w:sz w:val="28"/>
-          <w:szCs w:val="28"/>
-        </w:rPr>
-        <w:t>непостоянство дисперсии</w:t>
-      </w:r>
-      <w:r>
-        <w:rPr>
-          <w:rFonts w:ascii="Times New Roman" w:hAnsi="Times New Roman" w:cs="Times New Roman"/>
-          <w:bCs/>
-          <w:sz w:val="28"/>
-          <w:szCs w:val="28"/>
-        </w:rPr>
-        <w:t xml:space="preserve">; </w:t>
-      </w:r>
-    </w:p>
-    <w:p>
-      <w:pPr>
-        <w:numPr>
-          <w:ilvl w:val="0"/>
-          <w:numId w:val="10"/>
-        </w:numPr>
-        <w:spacing w:after="0" w:line="360" w:lineRule="auto"/>
-        <w:jc w:val="both"/>
-        <w:rPr>
-          <w:rFonts w:ascii="Times New Roman" w:hAnsi="Times New Roman" w:cs="Times New Roman"/>
-          <w:bCs/>
-          <w:sz w:val="28"/>
-          <w:szCs w:val="28"/>
-        </w:rPr>
-      </w:pPr>
-      <w:r>
-        <w:rPr>
-          <w:rFonts w:ascii="Times New Roman" w:hAnsi="Times New Roman" w:cs="Times New Roman"/>
-          <w:bCs/>
-          <w:sz w:val="28"/>
-          <w:szCs w:val="28"/>
-        </w:rPr>
-        <w:t xml:space="preserve">ряд </w:t>
-      </w:r>
-      <w:r>
-        <w:rPr>
-          <w:rFonts w:ascii="Times New Roman" w:hAnsi="Times New Roman" w:cs="Times New Roman"/>
-          <w:b/>
-          <w:bCs/>
-          <w:sz w:val="28"/>
-          <w:szCs w:val="28"/>
-        </w:rPr>
-        <w:t>нестационарен</w:t>
-      </w:r>
-      <w:r>
-        <w:rPr>
-          <w:rFonts w:ascii="Times New Roman" w:hAnsi="Times New Roman" w:cs="Times New Roman"/>
-          <w:bCs/>
-          <w:sz w:val="28"/>
-          <w:szCs w:val="28"/>
-        </w:rPr>
-        <w:t xml:space="preserve">. </w:t>
-      </w:r>
-    </w:p>
-    <w:p>
-      <w:pPr>
-        <w:spacing w:after="0" w:line="360" w:lineRule="auto"/>
-        <w:ind w:firstLine="708"/>
-        <w:jc w:val="both"/>
-        <w:rPr>
-          <w:rFonts w:ascii="Times New Roman" w:hAnsi="Times New Roman" w:cs="Times New Roman"/>
-          <w:bCs/>
-          <w:sz w:val="28"/>
-          <w:szCs w:val="28"/>
-        </w:rPr>
-      </w:pPr>
-    </w:p>
-    <w:p>
-      <w:pPr>
-        <w:spacing w:after="0" w:line="360" w:lineRule="auto"/>
-        <w:ind w:firstLine="708"/>
-        <w:jc w:val="both"/>
-        <w:rPr>
-          <w:rFonts w:ascii="Times New Roman" w:hAnsi="Times New Roman" w:cs="Times New Roman"/>
-          <w:b/>
-          <w:bCs/>
-          <w:sz w:val="28"/>
-          <w:szCs w:val="28"/>
-        </w:rPr>
-      </w:pPr>
-      <w:r>
-        <w:rPr>
-          <w:rFonts w:ascii="Times New Roman" w:hAnsi="Times New Roman" w:cs="Times New Roman"/>
-          <w:b/>
-          <w:bCs/>
-          <w:sz w:val="28"/>
-          <w:szCs w:val="28"/>
-        </w:rPr>
-        <w:t>Вывод:</w:t>
-      </w:r>
-    </w:p>
-    <w:p>
-      <w:pPr>
-        <w:spacing w:after="0" w:line="360" w:lineRule="auto"/>
-        <w:ind w:firstLine="708"/>
-        <w:jc w:val="both"/>
-        <w:rPr>
-          <w:rFonts w:ascii="Times New Roman" w:hAnsi="Times New Roman" w:cs="Times New Roman"/>
-          <w:bCs/>
-          <w:sz w:val="28"/>
-          <w:szCs w:val="28"/>
-        </w:rPr>
-      </w:pPr>
-      <w:r>
-        <w:rPr>
-          <w:rFonts w:ascii="Times New Roman" w:hAnsi="Times New Roman" w:cs="Times New Roman"/>
-          <w:bCs/>
-          <w:sz w:val="28"/>
-          <w:szCs w:val="28"/>
-        </w:rPr>
-        <w:t xml:space="preserve">Гипотезы о постоянстве среднего и дисперсии отвергаются. Временной ряд является </w:t>
-      </w:r>
-      <w:r>
-        <w:rPr>
-          <w:rFonts w:ascii="Times New Roman" w:hAnsi="Times New Roman" w:cs="Times New Roman"/>
-          <w:b/>
-          <w:bCs/>
-          <w:sz w:val="28"/>
-          <w:szCs w:val="28"/>
-        </w:rPr>
-        <w:t>нестационарным</w:t>
-      </w:r>
-      <w:r>
-        <w:rPr>
-          <w:rFonts w:ascii="Times New Roman" w:hAnsi="Times New Roman" w:cs="Times New Roman"/>
-          <w:bCs/>
-          <w:sz w:val="28"/>
-          <w:szCs w:val="28"/>
-        </w:rPr>
-        <w:t>, что подтверждает наличие трендовой и сезонной составляющих.</w:t>
-      </w:r>
-    </w:p>
-    <w:p>
-      <w:pPr>
-        <w:spacing w:after="0" w:line="360" w:lineRule="auto"/>
-        <w:ind w:firstLine="708"/>
-        <w:jc w:val="both"/>
-        <w:rPr>
-          <w:rFonts w:ascii="Times New Roman" w:hAnsi="Times New Roman" w:cs="Times New Roman"/>
-          <w:bCs/>
-          <w:sz w:val="28"/>
-          <w:szCs w:val="28"/>
-        </w:rPr>
-      </w:pPr>
-    </w:p>
-    <w:p>
-      <w:pPr>
-        <w:spacing w:after="0" w:line="360" w:lineRule="auto"/>
-        <w:ind w:firstLine="708"/>
-        <w:jc w:val="both"/>
-        <w:rPr>
-          <w:rFonts w:ascii="Times New Roman" w:hAnsi="Times New Roman" w:cs="Times New Roman"/>
-          <w:b/>
-          <w:bCs/>
-          <w:sz w:val="28"/>
-          <w:szCs w:val="28"/>
-        </w:rPr>
-      </w:pPr>
-      <w:r>
-        <w:rPr>
-          <w:rFonts w:ascii="Times New Roman" w:hAnsi="Times New Roman" w:cs="Times New Roman"/>
-          <w:b/>
-          <w:bCs/>
-          <w:sz w:val="28"/>
-          <w:szCs w:val="28"/>
-        </w:rPr>
-        <w:t>1.3 Анализ АКФ и ЧАКФ</w:t>
-      </w:r>
-    </w:p>
-    <w:p>
-      <w:pPr>
-        <w:spacing w:after="0" w:line="360" w:lineRule="auto"/>
-        <w:ind w:firstLine="708"/>
-        <w:jc w:val="both"/>
-        <w:rPr>
-          <w:rFonts w:ascii="Times New Roman" w:hAnsi="Times New Roman" w:cs="Times New Roman"/>
-          <w:bCs/>
-          <w:sz w:val="28"/>
-          <w:szCs w:val="28"/>
-        </w:rPr>
-      </w:pPr>
-      <w:r>
-        <w:rPr>
-          <w:rFonts w:ascii="Times New Roman" w:hAnsi="Times New Roman" w:cs="Times New Roman"/>
-          <w:b/>
-          <w:bCs/>
-          <w:sz w:val="28"/>
-          <w:szCs w:val="28"/>
-        </w:rPr>
-        <w:t>АКФ:</w:t>
-      </w:r>
-    </w:p>
-    <w:p>
-      <w:pPr>
-        <w:spacing w:after="0" w:line="360" w:lineRule="auto"/>
-        <w:ind w:firstLine="708"/>
-        <w:jc w:val="both"/>
-        <w:rPr>
-          <w:rFonts w:ascii="Times New Roman" w:hAnsi="Times New Roman" w:cs="Times New Roman"/>
-          <w:bCs/>
-          <w:sz w:val="28"/>
-          <w:szCs w:val="28"/>
-        </w:rPr>
-      </w:pPr>
-      <w:r>
-        <w:rPr>
-          <w:rFonts w:ascii="Times New Roman" w:hAnsi="Times New Roman" w:cs="Times New Roman"/>
+      <w:r>
+        <w:rPr>
+          <w:rFonts w:ascii="Times New Roman" w:hAnsi="Times New Roman" w:cs="Times New Roman"/>
+          <w:b/>
+          <w:bCs/>
+          <w:sz w:val="28"/>
+          <w:szCs w:val="28"/>
+        </w:rPr>
+        <w:t>Результаты</w:t>
+      </w:r>
+      <w:r>
+        <w:rPr>
+          <w:rFonts w:ascii="Times New Roman" w:hAnsi="Times New Roman" w:cs="Times New Roman"/>
+          <w:b/>
+          <w:bCs/>
+          <w:sz w:val="28"/>
+          <w:szCs w:val="28"/>
+          <w:lang w:val="en-US"/>
+        </w:rPr>
+        <w:t>:</w:t>
+      </w:r>
+    </w:p>
+    <w:p>
+      <w:pPr>
+        <w:spacing w:after="0" w:line="360" w:lineRule="auto"/>
+        <w:ind w:firstLine="708"/>
+        <w:jc w:val="both"/>
+        <w:rPr>
+          <w:rFonts w:ascii="Times New Roman" w:hAnsi="Times New Roman" w:cs="Times New Roman"/>
+          <w:b/>
+          <w:bCs/>
+          <w:sz w:val="28"/>
+          <w:szCs w:val="28"/>
+          <w:lang w:val="en-US"/>
+        </w:rPr>
+      </w:pPr>
+    </w:p>
+    <w:p>
+      <w:pPr>
+        <w:spacing w:after="0" w:line="360" w:lineRule="auto"/>
+        <w:ind w:firstLine="708"/>
+        <w:jc w:val="both"/>
+        <w:rPr>
+          <w:rFonts w:ascii="Times New Roman" w:hAnsi="Times New Roman" w:cs="Times New Roman"/>
+          <w:b/>
+          <w:bCs/>
+          <w:sz w:val="28"/>
+          <w:szCs w:val="28"/>
+          <w:lang w:val="en-US"/>
+        </w:rPr>
+      </w:pPr>
+    </w:p>
+    <w:p>
+      <w:pPr>
+        <w:spacing w:after="0" w:line="360" w:lineRule="auto"/>
+        <w:ind w:firstLine="708"/>
+        <w:jc w:val="both"/>
+        <w:rPr>
+          <w:rFonts w:ascii="Times New Roman" w:hAnsi="Times New Roman" w:cs="Times New Roman"/>
+          <w:b/>
+          <w:bCs/>
+          <w:sz w:val="28"/>
+          <w:szCs w:val="28"/>
+          <w:lang w:val="en-US"/>
+        </w:rPr>
+      </w:pPr>
+    </w:p>
+    <w:p>
+      <w:pPr>
+        <w:spacing w:after="0" w:line="360" w:lineRule="auto"/>
+        <w:ind w:firstLine="708"/>
+        <w:jc w:val="both"/>
+        <w:rPr>
+          <w:rFonts w:ascii="Times New Roman" w:hAnsi="Times New Roman" w:cs="Times New Roman"/>
+          <w:b/>
+          <w:bCs/>
+          <w:sz w:val="28"/>
+          <w:szCs w:val="28"/>
+          <w:lang w:val="en-US"/>
+        </w:rPr>
+      </w:pPr>
+      <w:r>
+        <w:rPr>
+          <w:rFonts w:ascii="Times New Roman" w:hAnsi="Times New Roman" w:cs="Times New Roman"/>
+          <w:b/>
           <w:bCs/>
           <w:noProof/>
           <w:sz w:val="28"/>
           <w:szCs w:val="28"/>
+          <w:lang w:val="en-US"/>
         </w:rPr>
         <w:lastRenderedPageBreak/>
         <w:drawing>
-          <wp:inline distT="0" distB="0" distL="0" distR="0" wp14:anchorId="490F1137" wp14:editId="0D98CD3D">
-            <wp:extent cx="5935980" cy="1981200"/>
-            <wp:effectExtent l="0" t="0" r="7620" b="0"/>
-            <wp:docPr id="559723986" name="Рисунок 6"/>
+          <wp:anchor distT="0" distB="0" distL="114300" distR="114300" simplePos="0" relativeHeight="251674624" behindDoc="0" locked="0" layoutInCell="1" allowOverlap="1" wp14:anchorId="288C800E" wp14:editId="345AF57D">
+            <wp:simplePos x="0" y="0"/>
+            <wp:positionH relativeFrom="column">
+              <wp:posOffset>-485775</wp:posOffset>
+            </wp:positionH>
+            <wp:positionV relativeFrom="paragraph">
+              <wp:posOffset>334</wp:posOffset>
+            </wp:positionV>
+            <wp:extent cx="6248400" cy="6978316"/>
+            <wp:effectExtent l="0" t="0" r="0" b="0"/>
+            <wp:wrapTopAndBottom/>
+            <wp:docPr id="779072725" name="Рисунок 2"/>
             <wp:cNvGraphicFramePr>
               <a:graphicFrameLocks xmlns:a="http://schemas.openxmlformats.org/drawingml/2006/main" noChangeAspect="1"/>
             </wp:cNvGraphicFramePr>
@@ -2662,13 +2467,13 @@
               <a:graphicData uri="http://schemas.openxmlformats.org/drawingml/2006/picture">
                 <pic:pic xmlns:pic="http://schemas.openxmlformats.org/drawingml/2006/picture">
                   <pic:nvPicPr>
-                    <pic:cNvPr id="0" name="Picture 537"/>
+                    <pic:cNvPr id="0" name="Picture 2"/>
                     <pic:cNvPicPr>
                       <a:picLocks noChangeAspect="1" noChangeArrowheads="1"/>
                     </pic:cNvPicPr>
                   </pic:nvPicPr>
                   <pic:blipFill>
-                    <a:blip r:embed="rId11" cstate="print">
+                    <a:blip r:embed="rId11">
                       <a:extLst>
                         <a:ext uri="{28A0092B-C50C-407E-A947-70E740481C1C}">
                           <a14:useLocalDpi xmlns:a14="http://schemas.microsoft.com/office/drawing/2010/main" val="0"/>
@@ -2683,7 +2488,7 @@
                   <pic:spPr bwMode="auto">
                     <a:xfrm>
                       <a:off x="0" y="0"/>
-                      <a:ext cx="5935980" cy="1981200"/>
+                      <a:ext cx="6248767" cy="6978726"/>
                     </a:xfrm>
                     <a:prstGeom prst="rect">
                       <a:avLst/>
@@ -2696,37 +2501,637 @@
                 </pic:pic>
               </a:graphicData>
             </a:graphic>
-          </wp:inline>
+            <wp14:sizeRelH relativeFrom="margin">
+              <wp14:pctWidth>0</wp14:pctWidth>
+            </wp14:sizeRelH>
+            <wp14:sizeRelV relativeFrom="margin">
+              <wp14:pctHeight>0</wp14:pctHeight>
+            </wp14:sizeRelV>
+          </wp:anchor>
         </w:drawing>
       </w:r>
     </w:p>
     <w:p>
       <w:pPr>
         <w:spacing w:after="0" w:line="360" w:lineRule="auto"/>
-        <w:ind w:firstLine="708"/>
-        <w:jc w:val="both"/>
-        <w:rPr>
-          <w:rFonts w:ascii="Times New Roman" w:hAnsi="Times New Roman" w:cs="Times New Roman"/>
-          <w:b/>
-          <w:bCs/>
-          <w:sz w:val="28"/>
-          <w:szCs w:val="28"/>
-        </w:rPr>
-      </w:pPr>
-      <w:r>
-        <w:rPr>
-          <w:rFonts w:ascii="Times New Roman" w:hAnsi="Times New Roman" w:cs="Times New Roman"/>
-          <w:b/>
+        <w:ind w:left="720"/>
+        <w:jc w:val="both"/>
+        <w:rPr>
+          <w:rFonts w:ascii="Times New Roman" w:hAnsi="Times New Roman" w:cs="Times New Roman"/>
+          <w:b/>
+          <w:sz w:val="28"/>
+          <w:szCs w:val="28"/>
+          <w:lang w:val="en-US"/>
+        </w:rPr>
+      </w:pPr>
+      <w:r>
+        <w:rPr>
+          <w:rFonts w:ascii="Times New Roman" w:hAnsi="Times New Roman" w:cs="Times New Roman"/>
+          <w:b/>
+          <w:sz w:val="28"/>
+          <w:szCs w:val="28"/>
+        </w:rPr>
+        <w:t xml:space="preserve">Пример анализа для </w:t>
+      </w:r>
+      <w:r>
+        <w:rPr>
+          <w:rFonts w:ascii="Times New Roman" w:hAnsi="Times New Roman" w:cs="Times New Roman"/>
+          <w:b/>
+          <w:sz w:val="28"/>
+          <w:szCs w:val="28"/>
+          <w:lang w:val="en-US"/>
+        </w:rPr>
+        <w:t>[DAYS]</w:t>
+      </w:r>
+      <w:r>
+        <w:rPr>
+          <w:rFonts w:ascii="Times New Roman" w:hAnsi="Times New Roman" w:cs="Times New Roman"/>
+          <w:b/>
+          <w:sz w:val="28"/>
+          <w:szCs w:val="28"/>
+          <w:lang w:val="en-US"/>
+        </w:rPr>
+        <w:t>:</w:t>
+      </w:r>
+    </w:p>
+    <w:p>
+      <w:pPr>
+        <w:numPr>
+          <w:ilvl w:val="0"/>
+          <w:numId w:val="9"/>
+        </w:numPr>
+        <w:spacing w:after="0" w:line="360" w:lineRule="auto"/>
+        <w:jc w:val="both"/>
+        <w:rPr>
+          <w:rFonts w:ascii="Times New Roman" w:hAnsi="Times New Roman" w:cs="Times New Roman"/>
+          <w:bCs/>
+          <w:sz w:val="28"/>
+          <w:szCs w:val="28"/>
+        </w:rPr>
+      </w:pPr>
+      <w:proofErr w:type="spellStart"/>
+      <w:r>
+        <w:rPr>
+          <w:rFonts w:ascii="Times New Roman" w:hAnsi="Times New Roman" w:cs="Times New Roman"/>
+          <w:bCs/>
+          <w:sz w:val="28"/>
+          <w:szCs w:val="28"/>
+        </w:rPr>
+        <w:t>runs_p</w:t>
+      </w:r>
+      <w:proofErr w:type="spellEnd"/>
+      <w:r>
+        <w:rPr>
+          <w:rFonts w:ascii="Times New Roman" w:hAnsi="Times New Roman" w:cs="Times New Roman"/>
+          <w:bCs/>
+          <w:sz w:val="28"/>
+          <w:szCs w:val="28"/>
+        </w:rPr>
+        <w:t xml:space="preserve"> ≈ 0 → ряд неслучайный </w:t>
+      </w:r>
+    </w:p>
+    <w:p>
+      <w:pPr>
+        <w:numPr>
+          <w:ilvl w:val="0"/>
+          <w:numId w:val="9"/>
+        </w:numPr>
+        <w:spacing w:after="0" w:line="360" w:lineRule="auto"/>
+        <w:jc w:val="both"/>
+        <w:rPr>
+          <w:rFonts w:ascii="Times New Roman" w:hAnsi="Times New Roman" w:cs="Times New Roman"/>
+          <w:bCs/>
+          <w:sz w:val="28"/>
+          <w:szCs w:val="28"/>
+        </w:rPr>
+      </w:pPr>
+      <w:proofErr w:type="spellStart"/>
+      <w:r>
+        <w:rPr>
+          <w:rFonts w:ascii="Times New Roman" w:hAnsi="Times New Roman" w:cs="Times New Roman"/>
+          <w:bCs/>
+          <w:sz w:val="28"/>
+          <w:szCs w:val="28"/>
+        </w:rPr>
+        <w:t>t_p</w:t>
+      </w:r>
+      <w:proofErr w:type="spellEnd"/>
+      <w:r>
+        <w:rPr>
+          <w:rFonts w:ascii="Times New Roman" w:hAnsi="Times New Roman" w:cs="Times New Roman"/>
+          <w:bCs/>
+          <w:sz w:val="28"/>
+          <w:szCs w:val="28"/>
+        </w:rPr>
+        <w:t xml:space="preserve"> ≈ 0 → средние различаются </w:t>
+      </w:r>
+    </w:p>
+    <w:p>
+      <w:pPr>
+        <w:numPr>
+          <w:ilvl w:val="0"/>
+          <w:numId w:val="9"/>
+        </w:numPr>
+        <w:spacing w:after="0" w:line="360" w:lineRule="auto"/>
+        <w:jc w:val="both"/>
+        <w:rPr>
+          <w:rFonts w:ascii="Times New Roman" w:hAnsi="Times New Roman" w:cs="Times New Roman"/>
+          <w:bCs/>
+          <w:sz w:val="28"/>
+          <w:szCs w:val="28"/>
+        </w:rPr>
+      </w:pPr>
+      <w:proofErr w:type="spellStart"/>
+      <w:r>
+        <w:rPr>
+          <w:rFonts w:ascii="Times New Roman" w:hAnsi="Times New Roman" w:cs="Times New Roman"/>
+          <w:bCs/>
+          <w:sz w:val="28"/>
+          <w:szCs w:val="28"/>
+        </w:rPr>
+        <w:t>levene_p</w:t>
+      </w:r>
+      <w:proofErr w:type="spellEnd"/>
+      <w:r>
+        <w:rPr>
+          <w:rFonts w:ascii="Times New Roman" w:hAnsi="Times New Roman" w:cs="Times New Roman"/>
+          <w:bCs/>
+          <w:sz w:val="28"/>
+          <w:szCs w:val="28"/>
+        </w:rPr>
+        <w:t xml:space="preserve"> </w:t>
+      </w:r>
+      <w:proofErr w:type="gramStart"/>
+      <w:r>
+        <w:rPr>
+          <w:rFonts w:ascii="Times New Roman" w:hAnsi="Times New Roman" w:cs="Times New Roman"/>
+          <w:bCs/>
+          <w:sz w:val="28"/>
+          <w:szCs w:val="28"/>
+        </w:rPr>
+        <w:t>&lt; 0.05</w:t>
+      </w:r>
+      <w:proofErr w:type="gramEnd"/>
+      <w:r>
+        <w:rPr>
+          <w:rFonts w:ascii="Times New Roman" w:hAnsi="Times New Roman" w:cs="Times New Roman"/>
+          <w:bCs/>
+          <w:sz w:val="28"/>
+          <w:szCs w:val="28"/>
+        </w:rPr>
+        <w:t xml:space="preserve"> → дисперсия непостоянна </w:t>
+      </w:r>
+    </w:p>
+    <w:p>
+      <w:pPr>
+        <w:numPr>
+          <w:ilvl w:val="0"/>
+          <w:numId w:val="9"/>
+        </w:numPr>
+        <w:spacing w:after="0" w:line="360" w:lineRule="auto"/>
+        <w:jc w:val="both"/>
+        <w:rPr>
+          <w:rFonts w:ascii="Times New Roman" w:hAnsi="Times New Roman" w:cs="Times New Roman"/>
+          <w:bCs/>
+          <w:sz w:val="28"/>
+          <w:szCs w:val="28"/>
+        </w:rPr>
+      </w:pPr>
+      <w:proofErr w:type="spellStart"/>
+      <w:r>
+        <w:rPr>
+          <w:rFonts w:ascii="Times New Roman" w:hAnsi="Times New Roman" w:cs="Times New Roman"/>
+          <w:bCs/>
+          <w:sz w:val="28"/>
+          <w:szCs w:val="28"/>
+        </w:rPr>
+        <w:t>adf_p</w:t>
+      </w:r>
+      <w:proofErr w:type="spellEnd"/>
+      <w:r>
+        <w:rPr>
+          <w:rFonts w:ascii="Times New Roman" w:hAnsi="Times New Roman" w:cs="Times New Roman"/>
+          <w:bCs/>
+          <w:sz w:val="28"/>
+          <w:szCs w:val="28"/>
+        </w:rPr>
+        <w:t xml:space="preserve"> ≈ 0 → стационарность отвергается </w:t>
+      </w:r>
+    </w:p>
+    <w:p>
+      <w:pPr>
+        <w:numPr>
+          <w:ilvl w:val="0"/>
+          <w:numId w:val="9"/>
+        </w:numPr>
+        <w:spacing w:after="0" w:line="360" w:lineRule="auto"/>
+        <w:jc w:val="both"/>
+        <w:rPr>
+          <w:rFonts w:ascii="Times New Roman" w:hAnsi="Times New Roman" w:cs="Times New Roman"/>
+          <w:bCs/>
+          <w:sz w:val="28"/>
+          <w:szCs w:val="28"/>
+        </w:rPr>
+      </w:pPr>
+      <w:proofErr w:type="spellStart"/>
+      <w:r>
+        <w:rPr>
+          <w:rFonts w:ascii="Times New Roman" w:hAnsi="Times New Roman" w:cs="Times New Roman"/>
+          <w:bCs/>
+          <w:sz w:val="28"/>
+          <w:szCs w:val="28"/>
+        </w:rPr>
+        <w:t>kpss_p</w:t>
+      </w:r>
+      <w:proofErr w:type="spellEnd"/>
+      <w:r>
+        <w:rPr>
+          <w:rFonts w:ascii="Times New Roman" w:hAnsi="Times New Roman" w:cs="Times New Roman"/>
+          <w:bCs/>
+          <w:sz w:val="28"/>
+          <w:szCs w:val="28"/>
+        </w:rPr>
+        <w:t xml:space="preserve"> ≈ 0.01 → подтверждает нестационарность </w:t>
+      </w:r>
+    </w:p>
+    <w:p>
+      <w:pPr>
+        <w:spacing w:after="0" w:line="360" w:lineRule="auto"/>
+        <w:ind w:firstLine="708"/>
+        <w:jc w:val="both"/>
+        <w:rPr>
+          <w:rFonts w:ascii="Times New Roman" w:hAnsi="Times New Roman" w:cs="Times New Roman"/>
+          <w:bCs/>
+          <w:sz w:val="28"/>
+          <w:szCs w:val="28"/>
+        </w:rPr>
+      </w:pPr>
+    </w:p>
+    <w:p>
+      <w:pPr>
+        <w:spacing w:after="0" w:line="360" w:lineRule="auto"/>
+        <w:ind w:firstLine="708"/>
+        <w:jc w:val="both"/>
+        <w:rPr>
+          <w:rFonts w:ascii="Times New Roman" w:hAnsi="Times New Roman" w:cs="Times New Roman"/>
+          <w:b/>
+          <w:bCs/>
+          <w:sz w:val="28"/>
+          <w:szCs w:val="28"/>
+        </w:rPr>
+      </w:pPr>
+      <w:r>
+        <w:rPr>
+          <w:rFonts w:ascii="Times New Roman" w:hAnsi="Times New Roman" w:cs="Times New Roman"/>
+          <w:b/>
+          <w:bCs/>
+          <w:sz w:val="28"/>
+          <w:szCs w:val="28"/>
+        </w:rPr>
+        <w:t>Обобщение по всем частотам:</w:t>
+      </w:r>
+    </w:p>
+    <w:p>
+      <w:pPr>
+        <w:numPr>
+          <w:ilvl w:val="0"/>
+          <w:numId w:val="10"/>
+        </w:numPr>
+        <w:spacing w:after="0" w:line="360" w:lineRule="auto"/>
+        <w:jc w:val="both"/>
+        <w:rPr>
+          <w:rFonts w:ascii="Times New Roman" w:hAnsi="Times New Roman" w:cs="Times New Roman"/>
+          <w:bCs/>
+          <w:sz w:val="28"/>
+          <w:szCs w:val="28"/>
+        </w:rPr>
+      </w:pPr>
+      <w:r>
+        <w:rPr>
+          <w:rFonts w:ascii="Times New Roman" w:hAnsi="Times New Roman" w:cs="Times New Roman"/>
+          <w:bCs/>
+          <w:sz w:val="28"/>
+          <w:szCs w:val="28"/>
+        </w:rPr>
+        <w:t xml:space="preserve">на всех уровнях ряд </w:t>
+      </w:r>
+      <w:r>
+        <w:rPr>
+          <w:rFonts w:ascii="Times New Roman" w:hAnsi="Times New Roman" w:cs="Times New Roman"/>
+          <w:b/>
+          <w:bCs/>
+          <w:sz w:val="28"/>
+          <w:szCs w:val="28"/>
+        </w:rPr>
+        <w:t>не является случайным</w:t>
+      </w:r>
+      <w:r>
+        <w:rPr>
+          <w:rFonts w:ascii="Times New Roman" w:hAnsi="Times New Roman" w:cs="Times New Roman"/>
+          <w:bCs/>
+          <w:sz w:val="28"/>
+          <w:szCs w:val="28"/>
+        </w:rPr>
+        <w:t xml:space="preserve">; </w:t>
+      </w:r>
+    </w:p>
+    <w:p>
+      <w:pPr>
+        <w:numPr>
+          <w:ilvl w:val="0"/>
+          <w:numId w:val="10"/>
+        </w:numPr>
+        <w:spacing w:after="0" w:line="360" w:lineRule="auto"/>
+        <w:jc w:val="both"/>
+        <w:rPr>
+          <w:rFonts w:ascii="Times New Roman" w:hAnsi="Times New Roman" w:cs="Times New Roman"/>
+          <w:bCs/>
+          <w:sz w:val="28"/>
+          <w:szCs w:val="28"/>
+        </w:rPr>
+      </w:pPr>
+      <w:r>
+        <w:rPr>
+          <w:rFonts w:ascii="Times New Roman" w:hAnsi="Times New Roman" w:cs="Times New Roman"/>
+          <w:bCs/>
+          <w:sz w:val="28"/>
+          <w:szCs w:val="28"/>
+        </w:rPr>
+        <w:t xml:space="preserve">наблюдается </w:t>
+      </w:r>
+      <w:r>
+        <w:rPr>
+          <w:rFonts w:ascii="Times New Roman" w:hAnsi="Times New Roman" w:cs="Times New Roman"/>
+          <w:b/>
+          <w:bCs/>
+          <w:sz w:val="28"/>
+          <w:szCs w:val="28"/>
+        </w:rPr>
+        <w:t>изменение среднего значения</w:t>
+      </w:r>
+      <w:r>
+        <w:rPr>
+          <w:rFonts w:ascii="Times New Roman" w:hAnsi="Times New Roman" w:cs="Times New Roman"/>
+          <w:bCs/>
+          <w:sz w:val="28"/>
+          <w:szCs w:val="28"/>
+        </w:rPr>
+        <w:t xml:space="preserve">; </w:t>
+      </w:r>
+    </w:p>
+    <w:p>
+      <w:pPr>
+        <w:numPr>
+          <w:ilvl w:val="0"/>
+          <w:numId w:val="10"/>
+        </w:numPr>
+        <w:spacing w:after="0" w:line="360" w:lineRule="auto"/>
+        <w:jc w:val="both"/>
+        <w:rPr>
+          <w:rFonts w:ascii="Times New Roman" w:hAnsi="Times New Roman" w:cs="Times New Roman"/>
+          <w:bCs/>
+          <w:sz w:val="28"/>
+          <w:szCs w:val="28"/>
+        </w:rPr>
+      </w:pPr>
+      <w:r>
+        <w:rPr>
+          <w:rFonts w:ascii="Times New Roman" w:hAnsi="Times New Roman" w:cs="Times New Roman"/>
+          <w:bCs/>
+          <w:sz w:val="28"/>
+          <w:szCs w:val="28"/>
+        </w:rPr>
+        <w:t xml:space="preserve">присутствует </w:t>
+      </w:r>
+      <w:r>
+        <w:rPr>
+          <w:rFonts w:ascii="Times New Roman" w:hAnsi="Times New Roman" w:cs="Times New Roman"/>
+          <w:b/>
+          <w:bCs/>
+          <w:sz w:val="28"/>
+          <w:szCs w:val="28"/>
+        </w:rPr>
+        <w:t>непостоянство дисперсии</w:t>
+      </w:r>
+      <w:r>
+        <w:rPr>
+          <w:rFonts w:ascii="Times New Roman" w:hAnsi="Times New Roman" w:cs="Times New Roman"/>
+          <w:bCs/>
+          <w:sz w:val="28"/>
+          <w:szCs w:val="28"/>
+        </w:rPr>
+        <w:t xml:space="preserve">; </w:t>
+      </w:r>
+    </w:p>
+    <w:p>
+      <w:pPr>
+        <w:numPr>
+          <w:ilvl w:val="0"/>
+          <w:numId w:val="10"/>
+        </w:numPr>
+        <w:spacing w:after="0" w:line="360" w:lineRule="auto"/>
+        <w:jc w:val="both"/>
+        <w:rPr>
+          <w:rFonts w:ascii="Times New Roman" w:hAnsi="Times New Roman" w:cs="Times New Roman"/>
+          <w:bCs/>
+          <w:sz w:val="28"/>
+          <w:szCs w:val="28"/>
+        </w:rPr>
+      </w:pPr>
+      <w:r>
+        <w:rPr>
+          <w:rFonts w:ascii="Times New Roman" w:hAnsi="Times New Roman" w:cs="Times New Roman"/>
+          <w:bCs/>
+          <w:sz w:val="28"/>
+          <w:szCs w:val="28"/>
+        </w:rPr>
+        <w:t xml:space="preserve">ряд </w:t>
+      </w:r>
+      <w:proofErr w:type="spellStart"/>
+      <w:r>
+        <w:rPr>
+          <w:rFonts w:ascii="Times New Roman" w:hAnsi="Times New Roman" w:cs="Times New Roman"/>
+          <w:b/>
+          <w:bCs/>
+          <w:sz w:val="28"/>
+          <w:szCs w:val="28"/>
+        </w:rPr>
+        <w:t>нестационарен</w:t>
+      </w:r>
+      <w:proofErr w:type="spellEnd"/>
+      <w:r>
+        <w:rPr>
+          <w:rFonts w:ascii="Times New Roman" w:hAnsi="Times New Roman" w:cs="Times New Roman"/>
+          <w:bCs/>
+          <w:sz w:val="28"/>
+          <w:szCs w:val="28"/>
+        </w:rPr>
+        <w:t xml:space="preserve">. </w:t>
+      </w:r>
+    </w:p>
+    <w:p>
+      <w:pPr>
+        <w:spacing w:after="0" w:line="360" w:lineRule="auto"/>
+        <w:ind w:firstLine="708"/>
+        <w:jc w:val="both"/>
+        <w:rPr>
+          <w:rFonts w:ascii="Times New Roman" w:hAnsi="Times New Roman" w:cs="Times New Roman"/>
+          <w:bCs/>
+          <w:sz w:val="28"/>
+          <w:szCs w:val="28"/>
+        </w:rPr>
+      </w:pPr>
+    </w:p>
+    <w:p>
+      <w:pPr>
+        <w:spacing w:after="0" w:line="360" w:lineRule="auto"/>
+        <w:ind w:firstLine="708"/>
+        <w:jc w:val="both"/>
+        <w:rPr>
+          <w:rFonts w:ascii="Times New Roman" w:hAnsi="Times New Roman" w:cs="Times New Roman"/>
+          <w:b/>
+          <w:bCs/>
+          <w:sz w:val="28"/>
+          <w:szCs w:val="28"/>
+        </w:rPr>
+      </w:pPr>
+      <w:r>
+        <w:rPr>
+          <w:rFonts w:ascii="Times New Roman" w:hAnsi="Times New Roman" w:cs="Times New Roman"/>
+          <w:b/>
+          <w:bCs/>
+          <w:sz w:val="28"/>
+          <w:szCs w:val="28"/>
+        </w:rPr>
+        <w:t>Вывод:</w:t>
+      </w:r>
+    </w:p>
+    <w:p>
+      <w:pPr>
+        <w:spacing w:after="0" w:line="360" w:lineRule="auto"/>
+        <w:ind w:firstLine="708"/>
+        <w:jc w:val="both"/>
+        <w:rPr>
+          <w:rFonts w:ascii="Times New Roman" w:hAnsi="Times New Roman" w:cs="Times New Roman"/>
+          <w:bCs/>
+          <w:sz w:val="28"/>
+          <w:szCs w:val="28"/>
+        </w:rPr>
+      </w:pPr>
+      <w:r>
+        <w:rPr>
+          <w:rFonts w:ascii="Times New Roman" w:hAnsi="Times New Roman" w:cs="Times New Roman"/>
+          <w:bCs/>
+          <w:sz w:val="28"/>
+          <w:szCs w:val="28"/>
+        </w:rPr>
+        <w:t xml:space="preserve">Гипотезы о постоянстве среднего и дисперсии отвергаются. Временной ряд является </w:t>
+      </w:r>
+      <w:r>
+        <w:rPr>
+          <w:rFonts w:ascii="Times New Roman" w:hAnsi="Times New Roman" w:cs="Times New Roman"/>
+          <w:b/>
+          <w:bCs/>
+          <w:sz w:val="28"/>
+          <w:szCs w:val="28"/>
+        </w:rPr>
+        <w:t>нестационарным</w:t>
+      </w:r>
+      <w:r>
+        <w:rPr>
+          <w:rFonts w:ascii="Times New Roman" w:hAnsi="Times New Roman" w:cs="Times New Roman"/>
+          <w:bCs/>
+          <w:sz w:val="28"/>
+          <w:szCs w:val="28"/>
+        </w:rPr>
+        <w:t>, что подтверждает наличие трендовой и сезонной составляющих.</w:t>
+      </w:r>
+    </w:p>
+    <w:p>
+      <w:pPr>
+        <w:spacing w:after="0" w:line="360" w:lineRule="auto"/>
+        <w:ind w:firstLine="708"/>
+        <w:jc w:val="both"/>
+        <w:rPr>
+          <w:rFonts w:ascii="Times New Roman" w:hAnsi="Times New Roman" w:cs="Times New Roman"/>
+          <w:bCs/>
+          <w:sz w:val="28"/>
+          <w:szCs w:val="28"/>
+        </w:rPr>
+      </w:pPr>
+    </w:p>
+    <w:p>
+      <w:pPr>
+        <w:spacing w:after="0" w:line="360" w:lineRule="auto"/>
+        <w:ind w:firstLine="708"/>
+        <w:jc w:val="both"/>
+        <w:rPr>
+          <w:rFonts w:ascii="Times New Roman" w:hAnsi="Times New Roman" w:cs="Times New Roman"/>
+          <w:b/>
+          <w:bCs/>
+          <w:sz w:val="28"/>
+          <w:szCs w:val="28"/>
+        </w:rPr>
+      </w:pPr>
+      <w:r>
+        <w:rPr>
+          <w:rFonts w:ascii="Times New Roman" w:hAnsi="Times New Roman" w:cs="Times New Roman"/>
+          <w:b/>
+          <w:bCs/>
+          <w:sz w:val="28"/>
+          <w:szCs w:val="28"/>
+        </w:rPr>
+        <w:t>1.3 Анализ АКФ и ЧАКФ</w:t>
+      </w:r>
+    </w:p>
+    <w:p>
+      <w:pPr>
+        <w:spacing w:after="0" w:line="360" w:lineRule="auto"/>
+        <w:ind w:firstLine="708"/>
+        <w:jc w:val="both"/>
+        <w:rPr>
+          <w:rFonts w:ascii="Times New Roman" w:hAnsi="Times New Roman" w:cs="Times New Roman"/>
+          <w:bCs/>
+          <w:sz w:val="28"/>
+          <w:szCs w:val="28"/>
+        </w:rPr>
+      </w:pPr>
+      <w:r>
+        <w:rPr>
+          <w:rFonts w:ascii="Times New Roman" w:hAnsi="Times New Roman" w:cs="Times New Roman"/>
+          <w:b/>
+          <w:bCs/>
+          <w:sz w:val="28"/>
+          <w:szCs w:val="28"/>
+        </w:rPr>
+        <w:t>АКФ:</w:t>
+      </w:r>
+    </w:p>
+    <w:p>
+      <w:pPr>
+        <w:spacing w:after="0" w:line="360" w:lineRule="auto"/>
+        <w:ind w:firstLine="708"/>
+        <w:jc w:val="both"/>
+        <w:rPr>
+          <w:rFonts w:ascii="Times New Roman" w:hAnsi="Times New Roman" w:cs="Times New Roman"/>
+          <w:bCs/>
+          <w:sz w:val="28"/>
+          <w:szCs w:val="28"/>
+        </w:rPr>
+      </w:pPr>
+      <w:r>
+        <w:rPr>
+          <w:rFonts w:ascii="Times New Roman" w:hAnsi="Times New Roman" w:cs="Times New Roman"/>
           <w:bCs/>
           <w:noProof/>
           <w:sz w:val="28"/>
           <w:szCs w:val="28"/>
         </w:rPr>
         <w:drawing>
-          <wp:inline distT="0" distB="0" distL="0" distR="0" wp14:anchorId="26166757" wp14:editId="30CB9827">
+          <wp:inline distT="0" distB="0" distL="0" distR="0" wp14:anchorId="490F1137" wp14:editId="47E8E687">
             <wp:extent cx="5935980" cy="1981200"/>
             <wp:effectExtent l="0" t="0" r="7620" b="0"/>
-            <wp:docPr id="673324303" name="Рисунок 7"/>
+            <wp:docPr id="559723986" name="Рисунок 6"/>
             <wp:cNvGraphicFramePr>
               <a:graphicFrameLocks xmlns:a="http://schemas.openxmlformats.org/drawingml/2006/main" noChangeAspect="1"/>
             </wp:cNvGraphicFramePr>
@@ -2734,7 +3139,7 @@
               <a:graphicData uri="http://schemas.openxmlformats.org/drawingml/2006/picture">
                 <pic:pic xmlns:pic="http://schemas.openxmlformats.org/drawingml/2006/picture">
                   <pic:nvPicPr>
-                    <pic:cNvPr id="0" name="Picture 538"/>
+                    <pic:cNvPr id="0" name="Picture 537"/>
                     <pic:cNvPicPr>
                       <a:picLocks noChangeAspect="1" noChangeArrowheads="1"/>
                     </pic:cNvPicPr>
@@ -2795,10 +3200,10 @@
           <w:szCs w:val="28"/>
         </w:rPr>
         <w:drawing>
-          <wp:inline distT="0" distB="0" distL="0" distR="0" wp14:anchorId="4F28322F" wp14:editId="3CCD7343">
+          <wp:inline distT="0" distB="0" distL="0" distR="0" wp14:anchorId="26166757" wp14:editId="05B9E73E">
             <wp:extent cx="5935980" cy="1981200"/>
             <wp:effectExtent l="0" t="0" r="7620" b="0"/>
-            <wp:docPr id="1934911631" name="Рисунок 8"/>
+            <wp:docPr id="673324303" name="Рисунок 7"/>
             <wp:cNvGraphicFramePr>
               <a:graphicFrameLocks xmlns:a="http://schemas.openxmlformats.org/drawingml/2006/main" noChangeAspect="1"/>
             </wp:cNvGraphicFramePr>
@@ -2806,7 +3211,7 @@
               <a:graphicData uri="http://schemas.openxmlformats.org/drawingml/2006/picture">
                 <pic:pic xmlns:pic="http://schemas.openxmlformats.org/drawingml/2006/picture">
                   <pic:nvPicPr>
-                    <pic:cNvPr id="0" name="Picture 539"/>
+                    <pic:cNvPr id="0" name="Picture 538"/>
                     <pic:cNvPicPr>
                       <a:picLocks noChangeAspect="1" noChangeArrowheads="1"/>
                     </pic:cNvPicPr>
@@ -2866,11 +3271,12 @@
           <w:sz w:val="28"/>
           <w:szCs w:val="28"/>
         </w:rPr>
+        <w:lastRenderedPageBreak/>
         <w:drawing>
-          <wp:inline distT="0" distB="0" distL="0" distR="0" wp14:anchorId="28907E12" wp14:editId="02EF9901">
+          <wp:inline distT="0" distB="0" distL="0" distR="0" wp14:anchorId="4F28322F" wp14:editId="45486790">
             <wp:extent cx="5935980" cy="1981200"/>
             <wp:effectExtent l="0" t="0" r="7620" b="0"/>
-            <wp:docPr id="2114713924" name="Рисунок 9"/>
+            <wp:docPr id="1934911631" name="Рисунок 8"/>
             <wp:cNvGraphicFramePr>
               <a:graphicFrameLocks xmlns:a="http://schemas.openxmlformats.org/drawingml/2006/main" noChangeAspect="1"/>
             </wp:cNvGraphicFramePr>
@@ -2878,7 +3284,7 @@
               <a:graphicData uri="http://schemas.openxmlformats.org/drawingml/2006/picture">
                 <pic:pic xmlns:pic="http://schemas.openxmlformats.org/drawingml/2006/picture">
                   <pic:nvPicPr>
-                    <pic:cNvPr id="0" name="Picture 540"/>
+                    <pic:cNvPr id="0" name="Picture 539"/>
                     <pic:cNvPicPr>
                       <a:picLocks noChangeAspect="1" noChangeArrowheads="1"/>
                     </pic:cNvPicPr>
@@ -2938,9 +3344,80 @@
           <w:sz w:val="28"/>
           <w:szCs w:val="28"/>
         </w:rPr>
-        <w:lastRenderedPageBreak/>
         <w:drawing>
-          <wp:anchor distT="0" distB="0" distL="114300" distR="114300" simplePos="0" relativeHeight="251667456" behindDoc="0" locked="0" layoutInCell="1" allowOverlap="1" wp14:anchorId="5D42BE61" wp14:editId="0C967412">
+          <wp:inline distT="0" distB="0" distL="0" distR="0" wp14:anchorId="28907E12" wp14:editId="2A98DC4E">
+            <wp:extent cx="5935980" cy="1981200"/>
+            <wp:effectExtent l="0" t="0" r="7620" b="0"/>
+            <wp:docPr id="2114713924" name="Рисунок 9"/>
+            <wp:cNvGraphicFramePr>
+              <a:graphicFrameLocks xmlns:a="http://schemas.openxmlformats.org/drawingml/2006/main" noChangeAspect="1"/>
+            </wp:cNvGraphicFramePr>
+            <a:graphic xmlns:a="http://schemas.openxmlformats.org/drawingml/2006/main">
+              <a:graphicData uri="http://schemas.openxmlformats.org/drawingml/2006/picture">
+                <pic:pic xmlns:pic="http://schemas.openxmlformats.org/drawingml/2006/picture">
+                  <pic:nvPicPr>
+                    <pic:cNvPr id="0" name="Picture 540"/>
+                    <pic:cNvPicPr>
+                      <a:picLocks noChangeAspect="1" noChangeArrowheads="1"/>
+                    </pic:cNvPicPr>
+                  </pic:nvPicPr>
+                  <pic:blipFill>
+                    <a:blip r:embed="rId15" cstate="print">
+                      <a:extLst>
+                        <a:ext uri="{28A0092B-C50C-407E-A947-70E740481C1C}">
+                          <a14:useLocalDpi xmlns:a14="http://schemas.microsoft.com/office/drawing/2010/main" val="0"/>
+                        </a:ext>
+                      </a:extLst>
+                    </a:blip>
+                    <a:srcRect/>
+                    <a:stretch>
+                      <a:fillRect/>
+                    </a:stretch>
+                  </pic:blipFill>
+                  <pic:spPr bwMode="auto">
+                    <a:xfrm>
+                      <a:off x="0" y="0"/>
+                      <a:ext cx="5935980" cy="1981200"/>
+                    </a:xfrm>
+                    <a:prstGeom prst="rect">
+                      <a:avLst/>
+                    </a:prstGeom>
+                    <a:noFill/>
+                    <a:ln>
+                      <a:noFill/>
+                    </a:ln>
+                  </pic:spPr>
+                </pic:pic>
+              </a:graphicData>
+            </a:graphic>
+          </wp:inline>
+        </w:drawing>
+      </w:r>
+    </w:p>
+    <w:p>
+      <w:pPr>
+        <w:spacing w:after="0" w:line="360" w:lineRule="auto"/>
+        <w:ind w:firstLine="708"/>
+        <w:jc w:val="both"/>
+        <w:rPr>
+          <w:rFonts w:ascii="Times New Roman" w:hAnsi="Times New Roman" w:cs="Times New Roman"/>
+          <w:b/>
+          <w:bCs/>
+          <w:sz w:val="28"/>
+          <w:szCs w:val="28"/>
+        </w:rPr>
+      </w:pPr>
+      <w:r>
+        <w:rPr>
+          <w:rFonts w:ascii="Times New Roman" w:hAnsi="Times New Roman" w:cs="Times New Roman"/>
+          <w:b/>
+          <w:bCs/>
+          <w:noProof/>
+          <w:sz w:val="28"/>
+          <w:szCs w:val="28"/>
+        </w:rPr>
+        <w:drawing>
+          <wp:anchor distT="0" distB="0" distL="114300" distR="114300" simplePos="0" relativeHeight="251667456" behindDoc="0" locked="0" layoutInCell="1" allowOverlap="1" wp14:anchorId="5D42BE61" wp14:editId="2E9F269B">
             <wp:simplePos x="0" y="0"/>
             <wp:positionH relativeFrom="column">
               <wp:posOffset>-615315</wp:posOffset>
@@ -2965,7 +3442,7 @@
                     </pic:cNvPicPr>
                   </pic:nvPicPr>
                   <pic:blipFill>
-                    <a:blip r:embed="rId15" cstate="print">
+                    <a:blip r:embed="rId16" cstate="print">
                       <a:extLst>
                         <a:ext uri="{28A0092B-C50C-407E-A947-70E740481C1C}">
                           <a14:useLocalDpi xmlns:a14="http://schemas.microsoft.com/office/drawing/2010/main" val="0"/>
@@ -3035,8 +3512,9 @@
           <w:sz w:val="28"/>
           <w:szCs w:val="28"/>
         </w:rPr>
+        <w:lastRenderedPageBreak/>
         <w:drawing>
-          <wp:anchor distT="0" distB="0" distL="114300" distR="114300" simplePos="0" relativeHeight="251670528" behindDoc="0" locked="0" layoutInCell="1" allowOverlap="1" wp14:anchorId="50EA4B2E" wp14:editId="3F6E7BF6">
+          <wp:anchor distT="0" distB="0" distL="114300" distR="114300" simplePos="0" relativeHeight="251670528" behindDoc="0" locked="0" layoutInCell="1" allowOverlap="1" wp14:anchorId="50EA4B2E" wp14:editId="4DA0D884">
             <wp:simplePos x="0" y="0"/>
             <wp:positionH relativeFrom="column">
               <wp:posOffset>-569595</wp:posOffset>
@@ -3061,7 +3539,7 @@
                     </pic:cNvPicPr>
                   </pic:nvPicPr>
                   <pic:blipFill>
-                    <a:blip r:embed="rId16" cstate="print">
+                    <a:blip r:embed="rId17" cstate="print">
                       <a:extLst>
                         <a:ext uri="{28A0092B-C50C-407E-A947-70E740481C1C}">
                           <a14:useLocalDpi xmlns:a14="http://schemas.microsoft.com/office/drawing/2010/main" val="0"/>
@@ -3108,7 +3586,7 @@
           <w:szCs w:val="28"/>
         </w:rPr>
         <w:drawing>
-          <wp:anchor distT="0" distB="0" distL="114300" distR="114300" simplePos="0" relativeHeight="251669504" behindDoc="0" locked="0" layoutInCell="1" allowOverlap="1" wp14:anchorId="46820ECC" wp14:editId="06CE9D20">
+          <wp:anchor distT="0" distB="0" distL="114300" distR="114300" simplePos="0" relativeHeight="251669504" behindDoc="0" locked="0" layoutInCell="1" allowOverlap="1" wp14:anchorId="46820ECC" wp14:editId="0D6A99F4">
             <wp:simplePos x="0" y="0"/>
             <wp:positionH relativeFrom="column">
               <wp:posOffset>-577215</wp:posOffset>
@@ -3133,7 +3611,7 @@
                     </pic:cNvPicPr>
                   </pic:nvPicPr>
                   <pic:blipFill>
-                    <a:blip r:embed="rId17" cstate="print">
+                    <a:blip r:embed="rId18" cstate="print">
                       <a:extLst>
                         <a:ext uri="{28A0092B-C50C-407E-A947-70E740481C1C}">
                           <a14:useLocalDpi xmlns:a14="http://schemas.microsoft.com/office/drawing/2010/main" val="0"/>
@@ -3180,7 +3658,7 @@
           <w:szCs w:val="28"/>
         </w:rPr>
         <w:drawing>
-          <wp:anchor distT="0" distB="0" distL="114300" distR="114300" simplePos="0" relativeHeight="251668480" behindDoc="0" locked="0" layoutInCell="1" allowOverlap="1" wp14:anchorId="07F603DE" wp14:editId="189E2A6F">
+          <wp:anchor distT="0" distB="0" distL="114300" distR="114300" simplePos="0" relativeHeight="251668480" behindDoc="0" locked="0" layoutInCell="1" allowOverlap="1" wp14:anchorId="07F603DE" wp14:editId="2EB91515">
             <wp:simplePos x="0" y="0"/>
             <wp:positionH relativeFrom="column">
               <wp:posOffset>-600075</wp:posOffset>
@@ -3205,7 +3683,7 @@
                     </pic:cNvPicPr>
                   </pic:nvPicPr>
                   <pic:blipFill>
-                    <a:blip r:embed="rId18" cstate="print">
+                    <a:blip r:embed="rId19" cstate="print">
                       <a:extLst>
                         <a:ext uri="{28A0092B-C50C-407E-A947-70E740481C1C}">
                           <a14:useLocalDpi xmlns:a14="http://schemas.microsoft.com/office/drawing/2010/main" val="0"/>
@@ -3376,30 +3854,30 @@
           <w:sz w:val="28"/>
           <w:szCs w:val="28"/>
         </w:rPr>
+        <w:t xml:space="preserve">значимые значения на больших лагах → долгосрочная зависимость. </w:t>
+      </w:r>
+    </w:p>
+    <w:p>
+      <w:pPr>
+        <w:spacing w:after="0" w:line="360" w:lineRule="auto"/>
+        <w:ind w:firstLine="708"/>
+        <w:jc w:val="both"/>
+        <w:rPr>
+          <w:rFonts w:ascii="Times New Roman" w:hAnsi="Times New Roman" w:cs="Times New Roman"/>
+          <w:bCs/>
+          <w:sz w:val="28"/>
+          <w:szCs w:val="28"/>
+        </w:rPr>
+      </w:pPr>
+      <w:r>
+        <w:rPr>
+          <w:rFonts w:ascii="Times New Roman" w:hAnsi="Times New Roman" w:cs="Times New Roman"/>
+          <w:b/>
+          <w:bCs/>
+          <w:sz w:val="28"/>
+          <w:szCs w:val="28"/>
+        </w:rPr>
         <w:lastRenderedPageBreak/>
-        <w:t xml:space="preserve">значимые значения на больших лагах → долгосрочная зависимость. </w:t>
-      </w:r>
-    </w:p>
-    <w:p>
-      <w:pPr>
-        <w:spacing w:after="0" w:line="360" w:lineRule="auto"/>
-        <w:ind w:firstLine="708"/>
-        <w:jc w:val="both"/>
-        <w:rPr>
-          <w:rFonts w:ascii="Times New Roman" w:hAnsi="Times New Roman" w:cs="Times New Roman"/>
-          <w:bCs/>
-          <w:sz w:val="28"/>
-          <w:szCs w:val="28"/>
-        </w:rPr>
-      </w:pPr>
-      <w:r>
-        <w:rPr>
-          <w:rFonts w:ascii="Times New Roman" w:hAnsi="Times New Roman" w:cs="Times New Roman"/>
-          <w:b/>
-          <w:bCs/>
-          <w:sz w:val="28"/>
-          <w:szCs w:val="28"/>
-        </w:rPr>
         <w:t>ЧАКФ:</w:t>
       </w:r>
     </w:p>
@@ -3822,14 +4300,67 @@
           <w:szCs w:val="28"/>
         </w:rPr>
       </w:pPr>
-      <w:r>
-        <w:rPr>
-          <w:rFonts w:ascii="Times New Roman" w:hAnsi="Times New Roman" w:cs="Times New Roman"/>
-          <w:bCs/>
-          <w:sz w:val="28"/>
-          <w:szCs w:val="28"/>
-        </w:rPr>
-        <w:t xml:space="preserve">corr(mean, std) = -0.2713 </w:t>
+      <w:proofErr w:type="spellStart"/>
+      <w:proofErr w:type="gramStart"/>
+      <w:r>
+        <w:rPr>
+          <w:rFonts w:ascii="Times New Roman" w:hAnsi="Times New Roman" w:cs="Times New Roman"/>
+          <w:bCs/>
+          <w:sz w:val="28"/>
+          <w:szCs w:val="28"/>
+        </w:rPr>
+        <w:t>corr</w:t>
+      </w:r>
+      <w:proofErr w:type="spellEnd"/>
+      <w:r>
+        <w:rPr>
+          <w:rFonts w:ascii="Times New Roman" w:hAnsi="Times New Roman" w:cs="Times New Roman"/>
+          <w:bCs/>
+          <w:sz w:val="28"/>
+          <w:szCs w:val="28"/>
+        </w:rPr>
+        <w:t>(</w:t>
+      </w:r>
+      <w:proofErr w:type="spellStart"/>
+      <w:proofErr w:type="gramEnd"/>
+      <w:r>
+        <w:rPr>
+          <w:rFonts w:ascii="Times New Roman" w:hAnsi="Times New Roman" w:cs="Times New Roman"/>
+          <w:bCs/>
+          <w:sz w:val="28"/>
+          <w:szCs w:val="28"/>
+        </w:rPr>
+        <w:t>mean</w:t>
+      </w:r>
+      <w:proofErr w:type="spellEnd"/>
+      <w:r>
+        <w:rPr>
+          <w:rFonts w:ascii="Times New Roman" w:hAnsi="Times New Roman" w:cs="Times New Roman"/>
+          <w:bCs/>
+          <w:sz w:val="28"/>
+          <w:szCs w:val="28"/>
+        </w:rPr>
+        <w:t xml:space="preserve">, </w:t>
+      </w:r>
+      <w:proofErr w:type="spellStart"/>
+      <w:r>
+        <w:rPr>
+          <w:rFonts w:ascii="Times New Roman" w:hAnsi="Times New Roman" w:cs="Times New Roman"/>
+          <w:bCs/>
+          <w:sz w:val="28"/>
+          <w:szCs w:val="28"/>
+        </w:rPr>
+        <w:t>std</w:t>
+      </w:r>
+      <w:proofErr w:type="spellEnd"/>
+      <w:r>
+        <w:rPr>
+          <w:rFonts w:ascii="Times New Roman" w:hAnsi="Times New Roman" w:cs="Times New Roman"/>
+          <w:bCs/>
+          <w:sz w:val="28"/>
+          <w:szCs w:val="28"/>
+        </w:rPr>
+        <w:t xml:space="preserve">) = -0.2713 </w:t>
       </w:r>
     </w:p>
     <w:p>
@@ -4654,57 +5185,72 @@
           <w:sz w:val="28"/>
           <w:szCs w:val="28"/>
         </w:rPr>
-        <w:t xml:space="preserve">модель статистически значима (p-value ≈ 0). </w:t>
-      </w:r>
-    </w:p>
-    <w:p>
-      <w:pPr>
-        <w:spacing w:after="0" w:line="360" w:lineRule="auto"/>
-        <w:ind w:firstLine="708"/>
-        <w:jc w:val="both"/>
-        <w:rPr>
-          <w:rFonts w:ascii="Times New Roman" w:hAnsi="Times New Roman" w:cs="Times New Roman"/>
-          <w:bCs/>
-          <w:sz w:val="28"/>
-          <w:szCs w:val="28"/>
-        </w:rPr>
-      </w:pPr>
-    </w:p>
-    <w:p>
-      <w:pPr>
-        <w:spacing w:after="0" w:line="360" w:lineRule="auto"/>
-        <w:ind w:firstLine="708"/>
-        <w:jc w:val="both"/>
-        <w:rPr>
-          <w:rFonts w:ascii="Times New Roman" w:hAnsi="Times New Roman" w:cs="Times New Roman"/>
-          <w:bCs/>
-          <w:sz w:val="28"/>
-          <w:szCs w:val="28"/>
-        </w:rPr>
-      </w:pPr>
-      <w:r>
-        <w:rPr>
-          <w:rFonts w:ascii="Times New Roman" w:hAnsi="Times New Roman" w:cs="Times New Roman"/>
-          <w:b/>
-          <w:bCs/>
+        <w:t>модель статистически значима (p-</w:t>
+      </w:r>
+      <w:proofErr w:type="spellStart"/>
+      <w:r>
+        <w:rPr>
+          <w:rFonts w:ascii="Times New Roman" w:hAnsi="Times New Roman" w:cs="Times New Roman"/>
+          <w:bCs/>
+          <w:sz w:val="28"/>
+          <w:szCs w:val="28"/>
+        </w:rPr>
+        <w:t>value</w:t>
+      </w:r>
+      <w:proofErr w:type="spellEnd"/>
+      <w:r>
+        <w:rPr>
+          <w:rFonts w:ascii="Times New Roman" w:hAnsi="Times New Roman" w:cs="Times New Roman"/>
+          <w:bCs/>
+          <w:sz w:val="28"/>
+          <w:szCs w:val="28"/>
+        </w:rPr>
+        <w:t xml:space="preserve"> ≈ 0). </w:t>
+      </w:r>
+    </w:p>
+    <w:p>
+      <w:pPr>
+        <w:spacing w:after="0" w:line="360" w:lineRule="auto"/>
+        <w:ind w:firstLine="708"/>
+        <w:jc w:val="both"/>
+        <w:rPr>
+          <w:rFonts w:ascii="Times New Roman" w:hAnsi="Times New Roman" w:cs="Times New Roman"/>
+          <w:bCs/>
+          <w:sz w:val="28"/>
+          <w:szCs w:val="28"/>
+        </w:rPr>
+      </w:pPr>
+    </w:p>
+    <w:p>
+      <w:pPr>
+        <w:spacing w:after="0" w:line="360" w:lineRule="auto"/>
+        <w:ind w:firstLine="708"/>
+        <w:jc w:val="both"/>
+        <w:rPr>
+          <w:rFonts w:ascii="Times New Roman" w:hAnsi="Times New Roman" w:cs="Times New Roman"/>
+          <w:bCs/>
+          <w:sz w:val="28"/>
+          <w:szCs w:val="28"/>
+        </w:rPr>
+      </w:pPr>
+      <w:r>
+        <w:rPr>
           <w:noProof/>
-          <w:sz w:val="28"/>
-          <w:szCs w:val="28"/>
         </w:rPr>
         <w:lastRenderedPageBreak/>
         <w:drawing>
-          <wp:anchor distT="0" distB="0" distL="114300" distR="114300" simplePos="0" relativeHeight="251671552" behindDoc="0" locked="0" layoutInCell="1" allowOverlap="1" wp14:anchorId="17C3504B" wp14:editId="2B67A1EE">
+          <wp:anchor distT="0" distB="0" distL="114300" distR="114300" simplePos="0" relativeHeight="251675648" behindDoc="0" locked="0" layoutInCell="1" allowOverlap="1" wp14:anchorId="62822B8C" wp14:editId="54EA2389">
             <wp:simplePos x="0" y="0"/>
-            <wp:positionH relativeFrom="column">
-              <wp:posOffset>-897255</wp:posOffset>
+            <wp:positionH relativeFrom="margin">
+              <wp:posOffset>-584835</wp:posOffset>
             </wp:positionH>
             <wp:positionV relativeFrom="paragraph">
-              <wp:posOffset>8</wp:posOffset>
+              <wp:posOffset>0</wp:posOffset>
             </wp:positionV>
-            <wp:extent cx="7284720" cy="2599682"/>
-            <wp:effectExtent l="0" t="0" r="0" b="0"/>
-            <wp:wrapSquare wrapText="bothSides"/>
-            <wp:docPr id="884178083" name="Рисунок 14"/>
+            <wp:extent cx="6851650" cy="2446655"/>
+            <wp:effectExtent l="0" t="0" r="6350" b="0"/>
+            <wp:wrapTopAndBottom/>
+            <wp:docPr id="2057907" name="Рисунок 3"/>
             <wp:cNvGraphicFramePr>
               <a:graphicFrameLocks xmlns:a="http://schemas.openxmlformats.org/drawingml/2006/main" noChangeAspect="1"/>
             </wp:cNvGraphicFramePr>
@@ -4712,13 +5258,13 @@
               <a:graphicData uri="http://schemas.openxmlformats.org/drawingml/2006/picture">
                 <pic:pic xmlns:pic="http://schemas.openxmlformats.org/drawingml/2006/picture">
                   <pic:nvPicPr>
-                    <pic:cNvPr id="0" name="Picture 545"/>
+                    <pic:cNvPr id="0" name="Picture 3"/>
                     <pic:cNvPicPr>
                       <a:picLocks noChangeAspect="1" noChangeArrowheads="1"/>
                     </pic:cNvPicPr>
                   </pic:nvPicPr>
                   <pic:blipFill>
-                    <a:blip r:embed="rId19" cstate="print">
+                    <a:blip r:embed="rId20" cstate="print">
                       <a:extLst>
                         <a:ext uri="{28A0092B-C50C-407E-A947-70E740481C1C}">
                           <a14:useLocalDpi xmlns:a14="http://schemas.microsoft.com/office/drawing/2010/main" val="0"/>
@@ -4733,7 +5279,7 @@
                   <pic:spPr bwMode="auto">
                     <a:xfrm>
                       <a:off x="0" y="0"/>
-                      <a:ext cx="7305063" cy="2606942"/>
+                      <a:ext cx="6851650" cy="2446655"/>
                     </a:xfrm>
                     <a:prstGeom prst="rect">
                       <a:avLst/>
@@ -4814,117 +5360,6 @@
           <w:szCs w:val="28"/>
         </w:rPr>
       </w:pPr>
-    </w:p>
-    <w:p>
-      <w:pPr>
-        <w:spacing w:after="0" w:line="360" w:lineRule="auto"/>
-        <w:ind w:firstLine="708"/>
-        <w:jc w:val="both"/>
-        <w:rPr>
-          <w:rFonts w:ascii="Times New Roman" w:hAnsi="Times New Roman" w:cs="Times New Roman"/>
-          <w:b/>
-          <w:bCs/>
-          <w:sz w:val="28"/>
-          <w:szCs w:val="28"/>
-        </w:rPr>
-      </w:pPr>
-      <w:r>
-        <w:rPr>
-          <w:rFonts w:ascii="Times New Roman" w:hAnsi="Times New Roman" w:cs="Times New Roman"/>
-          <w:b/>
-          <w:bCs/>
-          <w:sz w:val="28"/>
-          <w:szCs w:val="28"/>
-        </w:rPr>
-        <w:t>3.3 Сезонность</w:t>
-      </w:r>
-    </w:p>
-    <w:p>
-      <w:pPr>
-        <w:numPr>
-          <w:ilvl w:val="0"/>
-          <w:numId w:val="20"/>
-        </w:numPr>
-        <w:spacing w:after="0" w:line="360" w:lineRule="auto"/>
-        <w:jc w:val="both"/>
-        <w:rPr>
-          <w:rFonts w:ascii="Times New Roman" w:hAnsi="Times New Roman" w:cs="Times New Roman"/>
-          <w:bCs/>
-          <w:sz w:val="28"/>
-          <w:szCs w:val="28"/>
-        </w:rPr>
-      </w:pPr>
-      <w:r>
-        <w:rPr>
-          <w:rFonts w:ascii="Times New Roman" w:hAnsi="Times New Roman" w:cs="Times New Roman"/>
-          <w:bCs/>
-          <w:sz w:val="28"/>
-          <w:szCs w:val="28"/>
-        </w:rPr>
-        <w:t xml:space="preserve">попытка аппроксимации синусом не удалась </w:t>
-      </w:r>
-    </w:p>
-    <w:p>
-      <w:pPr>
-        <w:numPr>
-          <w:ilvl w:val="0"/>
-          <w:numId w:val="20"/>
-        </w:numPr>
-        <w:spacing w:after="0" w:line="360" w:lineRule="auto"/>
-        <w:jc w:val="both"/>
-        <w:rPr>
-          <w:rFonts w:ascii="Times New Roman" w:hAnsi="Times New Roman" w:cs="Times New Roman"/>
-          <w:bCs/>
-          <w:sz w:val="28"/>
-          <w:szCs w:val="28"/>
-        </w:rPr>
-      </w:pPr>
-      <w:r>
-        <w:rPr>
-          <w:rFonts w:ascii="Times New Roman" w:hAnsi="Times New Roman" w:cs="Times New Roman"/>
-          <w:bCs/>
-          <w:sz w:val="28"/>
-          <w:szCs w:val="28"/>
-        </w:rPr>
-        <w:t xml:space="preserve">используется средний профиль </w:t>
-      </w:r>
-    </w:p>
-    <w:p>
-      <w:pPr>
-        <w:spacing w:after="0" w:line="360" w:lineRule="auto"/>
-        <w:ind w:firstLine="708"/>
-        <w:jc w:val="both"/>
-        <w:rPr>
-          <w:rFonts w:ascii="Times New Roman" w:hAnsi="Times New Roman" w:cs="Times New Roman"/>
-          <w:bCs/>
-          <w:sz w:val="28"/>
-          <w:szCs w:val="28"/>
-        </w:rPr>
-      </w:pPr>
-    </w:p>
-    <w:p>
-      <w:pPr>
-        <w:spacing w:after="0" w:line="360" w:lineRule="auto"/>
-        <w:ind w:firstLine="708"/>
-        <w:jc w:val="both"/>
-        <w:rPr>
-          <w:rFonts w:ascii="Times New Roman" w:hAnsi="Times New Roman" w:cs="Times New Roman"/>
-          <w:b/>
-          <w:bCs/>
-          <w:sz w:val="28"/>
-          <w:szCs w:val="28"/>
-        </w:rPr>
-      </w:pPr>
-      <w:r>
-        <w:rPr>
-          <w:rFonts w:ascii="Times New Roman" w:hAnsi="Times New Roman" w:cs="Times New Roman"/>
-          <w:b/>
-          <w:bCs/>
-          <w:sz w:val="28"/>
-          <w:szCs w:val="28"/>
-        </w:rPr>
-        <w:t>Вывод:</w:t>
-      </w:r>
     </w:p>
     <w:p>
       <w:pPr>
@@ -5100,27 +5535,22 @@
       </w:pPr>
       <w:r>
         <w:rPr>
-          <w:rFonts w:ascii="Times New Roman" w:hAnsi="Times New Roman" w:cs="Times New Roman"/>
-          <w:b/>
-          <w:bCs/>
           <w:noProof/>
-          <w:sz w:val="28"/>
-          <w:szCs w:val="28"/>
         </w:rPr>
         <w:lastRenderedPageBreak/>
         <w:drawing>
-          <wp:anchor distT="0" distB="0" distL="114300" distR="114300" simplePos="0" relativeHeight="251672576" behindDoc="0" locked="0" layoutInCell="1" allowOverlap="1" wp14:anchorId="2227FCB6" wp14:editId="7D065CBA">
+          <wp:anchor distT="0" distB="0" distL="114300" distR="114300" simplePos="0" relativeHeight="251676672" behindDoc="0" locked="0" layoutInCell="1" allowOverlap="1" wp14:anchorId="2AFA05D6" wp14:editId="36648264">
             <wp:simplePos x="0" y="0"/>
-            <wp:positionH relativeFrom="page">
-              <wp:align>right</wp:align>
+            <wp:positionH relativeFrom="column">
+              <wp:posOffset>-1026795</wp:posOffset>
             </wp:positionH>
             <wp:positionV relativeFrom="paragraph">
               <wp:posOffset>308610</wp:posOffset>
             </wp:positionV>
-            <wp:extent cx="7538515" cy="2689860"/>
-            <wp:effectExtent l="0" t="0" r="5715" b="0"/>
+            <wp:extent cx="7418705" cy="2649220"/>
+            <wp:effectExtent l="0" t="0" r="0" b="0"/>
             <wp:wrapTopAndBottom/>
-            <wp:docPr id="1674362901" name="Рисунок 15"/>
+            <wp:docPr id="814996092" name="Рисунок 5"/>
             <wp:cNvGraphicFramePr>
               <a:graphicFrameLocks xmlns:a="http://schemas.openxmlformats.org/drawingml/2006/main" noChangeAspect="1"/>
             </wp:cNvGraphicFramePr>
@@ -5128,13 +5558,13 @@
               <a:graphicData uri="http://schemas.openxmlformats.org/drawingml/2006/picture">
                 <pic:pic xmlns:pic="http://schemas.openxmlformats.org/drawingml/2006/picture">
                   <pic:nvPicPr>
-                    <pic:cNvPr id="0" name="Picture 546"/>
+                    <pic:cNvPr id="0" name="Picture 10"/>
                     <pic:cNvPicPr>
                       <a:picLocks noChangeAspect="1" noChangeArrowheads="1"/>
                     </pic:cNvPicPr>
                   </pic:nvPicPr>
                   <pic:blipFill>
-                    <a:blip r:embed="rId20" cstate="print">
+                    <a:blip r:embed="rId21" cstate="print">
                       <a:extLst>
                         <a:ext uri="{28A0092B-C50C-407E-A947-70E740481C1C}">
                           <a14:useLocalDpi xmlns:a14="http://schemas.microsoft.com/office/drawing/2010/main" val="0"/>
@@ -5149,7 +5579,7 @@
                   <pic:spPr bwMode="auto">
                     <a:xfrm>
                       <a:off x="0" y="0"/>
-                      <a:ext cx="7538515" cy="2689860"/>
+                      <a:ext cx="7418705" cy="2649220"/>
                     </a:xfrm>
                     <a:prstGeom prst="rect">
                       <a:avLst/>
@@ -9507,6 +9937,7 @@
   <w:style w:type="character" w:default="1" w:styleId="a0">
     <w:name w:val="Default Paragraph Font"/>
     <w:uiPriority w:val="1"/>
+    <w:semiHidden/>
     <w:unhideWhenUsed/>
   </w:style>
   <w:style w:type="table" w:default="1" w:styleId="a1">
